--- a/good-boy-records/The Song.docx
+++ b/good-boy-records/The Song.docx
@@ -2,6 +2,1619 @@
 <file path=word/document.xml><?xml version="1.0" encoding="utf-8"?>
 <w:document xmlns:wpc="http://schemas.microsoft.com/office/word/2010/wordprocessingCanvas" xmlns:cx="http://schemas.microsoft.com/office/drawing/2014/chartex" xmlns:cx1="http://schemas.microsoft.com/office/drawing/2015/9/8/chartex" xmlns:cx2="http://schemas.microsoft.com/office/drawing/2015/10/21/chartex" xmlns:cx3="http://schemas.microsoft.com/office/drawing/2016/5/9/chartex" xmlns:cx4="http://schemas.microsoft.com/office/drawing/2016/5/10/chartex" xmlns:cx5="http://schemas.microsoft.com/office/drawing/2016/5/11/chartex" xmlns:cx6="http://schemas.microsoft.com/office/drawing/2016/5/12/chartex" xmlns:cx7="http://schemas.microsoft.com/office/drawing/2016/5/13/chartex" xmlns:cx8="http://schemas.microsoft.com/office/drawing/2016/5/14/chartex" xmlns:mc="http://schemas.openxmlformats.org/markup-compatibility/2006" xmlns:aink="http://schemas.microsoft.com/office/drawing/2016/ink" xmlns:am3d="http://schemas.microsoft.com/office/drawing/2017/model3d" xmlns:o="urn:schemas-microsoft-com:office:office" xmlns:oel="http://schemas.microsoft.com/office/2019/extlst" xmlns:r="http://schemas.openxmlformats.org/officeDocument/2006/relationships" xmlns:m="http://schemas.openxmlformats.org/officeDocument/2006/math" xmlns:v="urn:schemas-microsoft-com:vml" xmlns:wp14="http://schemas.microsoft.com/office/word/2010/wordprocessingDrawing" xmlns:wp="http://schemas.openxmlformats.org/drawingml/2006/wordprocessingDrawing" xmlns:w10="urn:schemas-microsoft-com:office:word" xmlns:w="http://schemas.openxmlformats.org/wordprocessingml/2006/main" xmlns:w14="http://schemas.microsoft.com/office/word/2010/wordml" xmlns:w15="http://schemas.microsoft.com/office/word/2012/wordml" xmlns:w16cex="http://schemas.microsoft.com/office/word/2018/wordml/cex" xmlns:w16cid="http://schemas.microsoft.com/office/word/2016/wordml/cid" xmlns:w16="http://schemas.microsoft.com/office/word/2018/wordml" xmlns:w16du="http://schemas.microsoft.com/office/word/2023/wordml/word16du" xmlns:w16sdtdh="http://schemas.microsoft.com/office/word/2020/wordml/sdtdatahash" xmlns:w16sdtfl="http://schemas.microsoft.com/office/word/2024/wordml/sdtformatlock" xmlns:w16se="http://schemas.microsoft.com/office/word/2015/wordml/symex" xmlns:wpg="http://schemas.microsoft.com/office/word/2010/wordprocessingGroup" xmlns:wpi="http://schemas.microsoft.com/office/word/2010/wordprocessingInk" xmlns:wne="http://schemas.microsoft.com/office/word/2006/wordml" xmlns:wps="http://schemas.microsoft.com/office/word/2010/wordprocessingShape" mc:Ignorable="w14 w15 w16se w16cid w16 w16cex w16sdtdh w16sdtfl w16du wp14">
   <w:body>
+    <w:p>
+      <w:pPr>
+        <w:pStyle w:val="I9K1H"/>
+      </w:pPr>
+      <w:r>
+        <w:t>The Song</w:t>
+      </w:r>
+    </w:p>
+    <w:p>
+      <w:pPr>
+        <w:pStyle w:val="I9K2B"/>
+      </w:pPr>
+      <w:r>
+        <w:t>Songs begin as ideas.</w:t>
+      </w:r>
+      <w:r>
+        <w:t xml:space="preserve"> Some songs are parodies others are as original as any other. A raw song consists of two elements, the lyrics, what </w:t>
+      </w:r>
+      <w:r>
+        <w:t>gets</w:t>
+      </w:r>
+      <w:r>
+        <w:t xml:space="preserve"> sung and a caption, a definition of the song. Combined, these are the prompt.</w:t>
+      </w:r>
+    </w:p>
+    <w:p>
+      <w:pPr>
+        <w:pStyle w:val="I9K2B"/>
+      </w:pPr>
+    </w:p>
+    <w:p>
+      <w:pPr>
+        <w:pStyle w:val="I9K2H"/>
+      </w:pPr>
+      <w:r>
+        <w:t>Prompting</w:t>
+      </w:r>
+    </w:p>
+    <w:p>
+      <w:pPr>
+        <w:pStyle w:val="I9K2B"/>
+      </w:pPr>
+      <w:r>
+        <w:t>Beyond any other parameter, the songs prompt will have the most meaningful impact upon the final generated track.</w:t>
+      </w:r>
+    </w:p>
+    <w:p>
+      <w:pPr>
+        <w:pStyle w:val="I9K2B"/>
+      </w:pPr>
+    </w:p>
+    <w:p>
+      <w:pPr>
+        <w:pStyle w:val="I9K3H"/>
+      </w:pPr>
+      <w:r>
+        <w:t>Caption</w:t>
+      </w:r>
+    </w:p>
+    <w:p>
+      <w:pPr>
+        <w:pStyle w:val="I9K3B"/>
+      </w:pPr>
+      <w:r>
+        <w:t xml:space="preserve">The caption will define </w:t>
+      </w:r>
+      <w:r>
+        <w:t xml:space="preserve">the style, </w:t>
+      </w:r>
+      <w:r>
+        <w:t>mood and</w:t>
+      </w:r>
+      <w:r>
+        <w:t xml:space="preserve"> composition of the song. Getting this </w:t>
+      </w:r>
+      <w:r>
+        <w:t>right will make or break a song and there’s an established format for getting the most out of the caption. The following structure should be used</w:t>
+      </w:r>
+    </w:p>
+    <w:p>
+      <w:pPr>
+        <w:pStyle w:val="I9K4H"/>
+      </w:pPr>
+      <w:r>
+        <w:t>Global Metadata:</w:t>
+      </w:r>
+    </w:p>
+    <w:p>
+      <w:pPr>
+        <w:pStyle w:val="I9K4L"/>
+      </w:pPr>
+      <w:r>
+        <w:rPr>
+          <w:i/>
+          <w:iCs/>
+        </w:rPr>
+        <w:t>Basic attributes</w:t>
+      </w:r>
+      <w:r>
+        <w:t>: define genre/sub-genre, tempo, key and scale.</w:t>
+      </w:r>
+    </w:p>
+    <w:p>
+      <w:pPr>
+        <w:pStyle w:val="I9K4L"/>
+      </w:pPr>
+      <w:r>
+        <w:rPr>
+          <w:i/>
+          <w:iCs/>
+        </w:rPr>
+        <w:t>Global emotional progression</w:t>
+      </w:r>
+      <w:r>
+        <w:t xml:space="preserve">: </w:t>
+      </w:r>
+      <w:r>
+        <w:t>the story the song is telling, what the song is about and how it progresses through that story as it moves from start to end</w:t>
+      </w:r>
+    </w:p>
+    <w:p>
+      <w:pPr>
+        <w:pStyle w:val="I9K4L"/>
+      </w:pPr>
+      <w:r>
+        <w:rPr>
+          <w:i/>
+          <w:iCs/>
+        </w:rPr>
+        <w:t>Application scenarios &amp; imagery</w:t>
+      </w:r>
+      <w:r>
+        <w:t xml:space="preserve">: the mood of the song, </w:t>
+      </w:r>
+      <w:r>
+        <w:t xml:space="preserve">typically framed as a scene, e.g. </w:t>
+      </w:r>
+      <w:proofErr w:type="gramStart"/>
+      <w:r>
+        <w:t>“ a</w:t>
+      </w:r>
+      <w:proofErr w:type="gramEnd"/>
+      <w:r>
+        <w:t xml:space="preserve"> </w:t>
+      </w:r>
+      <w:proofErr w:type="gramStart"/>
+      <w:r>
+        <w:t>night time</w:t>
+      </w:r>
+      <w:proofErr w:type="gramEnd"/>
+      <w:r>
+        <w:t xml:space="preserve"> drive, through a cold and lonely landscape as the rain </w:t>
+      </w:r>
+      <w:r>
+        <w:t>cascades across the road ahead”. Set the “vibe”.</w:t>
+      </w:r>
+    </w:p>
+    <w:p>
+      <w:pPr>
+        <w:pStyle w:val="I9K4L"/>
+      </w:pPr>
+      <w:r>
+        <w:rPr>
+          <w:i/>
+          <w:iCs/>
+        </w:rPr>
+        <w:t>Sonics &amp; production profile</w:t>
+      </w:r>
+      <w:r>
+        <w:t xml:space="preserve">: the character and quality of the song. Is it recorded in a studio or a garage? Is it professionally mixed or does it sound like </w:t>
+      </w:r>
+      <w:r>
+        <w:t>the village council produced it for the Sunday tea ‘n chat?</w:t>
+      </w:r>
+    </w:p>
+    <w:p>
+      <w:pPr>
+        <w:pStyle w:val="I9K3H"/>
+      </w:pPr>
+      <w:r>
+        <w:t>Vocal Details</w:t>
+      </w:r>
+    </w:p>
+    <w:p>
+      <w:pPr>
+        <w:pStyle w:val="I9K4L"/>
+        <w:numPr>
+          <w:ilvl w:val="0"/>
+          <w:numId w:val="13"/>
+        </w:numPr>
+      </w:pPr>
+      <w:r>
+        <w:rPr>
+          <w:i/>
+          <w:iCs/>
+        </w:rPr>
+        <w:t>Vocal gender &amp; timbre</w:t>
+      </w:r>
+      <w:r>
+        <w:t xml:space="preserve">: explicit definition of who is singing the song. </w:t>
+      </w:r>
+      <w:r>
+        <w:t>Define their gender, vocal style and if there’s more than one singer a defined name e.g. Singer A.</w:t>
+      </w:r>
+    </w:p>
+    <w:p>
+      <w:pPr>
+        <w:pStyle w:val="I9K4L"/>
+      </w:pPr>
+      <w:r>
+        <w:rPr>
+          <w:i/>
+          <w:iCs/>
+        </w:rPr>
+        <w:t>Vocal style</w:t>
+      </w:r>
+      <w:r>
+        <w:rPr>
+          <w:i/>
+          <w:iCs/>
+        </w:rPr>
+        <w:t xml:space="preserve">: </w:t>
+      </w:r>
+      <w:r>
+        <w:t>The general vocal styling per section, sections defined within the lyrics. This controls how delivery is made</w:t>
+      </w:r>
+      <w:r>
+        <w:t xml:space="preserve"> as the song progresses, e.g. the chorus is delivered in X manner whereas the verse is delivered in Y manner.</w:t>
+      </w:r>
+    </w:p>
+    <w:p>
+      <w:pPr>
+        <w:pStyle w:val="I9K4L"/>
+      </w:pPr>
+      <w:r>
+        <w:rPr>
+          <w:i/>
+          <w:iCs/>
+        </w:rPr>
+        <w:t>Harmony / backing vocals</w:t>
+      </w:r>
+      <w:r>
+        <w:rPr>
+          <w:i/>
+          <w:iCs/>
+        </w:rPr>
+        <w:t xml:space="preserve">: </w:t>
+      </w:r>
+      <w:r>
+        <w:t>Not always necessary, but if there are supporting vocals, they need to be defined. How do they support? When do they support?</w:t>
+      </w:r>
+    </w:p>
+    <w:p>
+      <w:pPr>
+        <w:pStyle w:val="I9K4L"/>
+      </w:pPr>
+      <w:r>
+        <w:rPr>
+          <w:i/>
+          <w:iCs/>
+        </w:rPr>
+        <w:t>Vocal FX</w:t>
+      </w:r>
+      <w:r>
+        <w:t xml:space="preserve">: </w:t>
+      </w:r>
+      <w:proofErr w:type="gramStart"/>
+      <w:r>
+        <w:t>similar to</w:t>
+      </w:r>
+      <w:proofErr w:type="gramEnd"/>
+      <w:r>
+        <w:t xml:space="preserve"> the </w:t>
+      </w:r>
+      <w:proofErr w:type="spellStart"/>
+      <w:r>
+        <w:t>songics</w:t>
+      </w:r>
+      <w:proofErr w:type="spellEnd"/>
+      <w:r>
+        <w:t xml:space="preserve"> and production profile, here we can define </w:t>
+      </w:r>
+      <w:r>
+        <w:t>if any effects are applied onto the vocals, like a reverb for example.</w:t>
+      </w:r>
+    </w:p>
+    <w:p>
+      <w:pPr>
+        <w:pStyle w:val="I9K4L"/>
+      </w:pPr>
+      <w:r>
+        <w:t xml:space="preserve">If we’re generating instrumental music, we need to be explicit </w:t>
+      </w:r>
+      <w:r>
+        <w:t xml:space="preserve">here to define the instruments as the ‘vocal’ structure of the song. </w:t>
+      </w:r>
+    </w:p>
+    <w:p>
+      <w:pPr>
+        <w:pStyle w:val="I9K3H"/>
+      </w:pPr>
+      <w:r>
+        <w:t>Arrangement</w:t>
+      </w:r>
+    </w:p>
+    <w:p>
+      <w:pPr>
+        <w:pStyle w:val="I9K4L"/>
+        <w:numPr>
+          <w:ilvl w:val="0"/>
+          <w:numId w:val="12"/>
+        </w:numPr>
+      </w:pPr>
+      <w:r>
+        <w:rPr>
+          <w:i/>
+          <w:iCs/>
+        </w:rPr>
+        <w:t>Instrument lifecycle (primary / secondary)</w:t>
+      </w:r>
+      <w:r>
+        <w:rPr>
+          <w:i/>
+          <w:iCs/>
+        </w:rPr>
+        <w:t xml:space="preserve">: </w:t>
+      </w:r>
+      <w:r>
+        <w:t>Define the instruments used, when they’re present within the song, when they’re not.</w:t>
+      </w:r>
+    </w:p>
+    <w:p>
+      <w:pPr>
+        <w:pStyle w:val="I9K4L"/>
+      </w:pPr>
+      <w:r>
+        <w:rPr>
+          <w:i/>
+          <w:iCs/>
+        </w:rPr>
+        <w:t>Groove &amp; foundation progression</w:t>
+      </w:r>
+      <w:r>
+        <w:rPr>
+          <w:i/>
+          <w:iCs/>
+        </w:rPr>
+        <w:t xml:space="preserve">: </w:t>
+      </w:r>
+      <w:proofErr w:type="gramStart"/>
+      <w:r>
+        <w:t>similar to</w:t>
+      </w:r>
+      <w:proofErr w:type="gramEnd"/>
+      <w:r>
+        <w:t xml:space="preserve"> the vocal style, but for the instrumentation, this is where we can define what the </w:t>
+      </w:r>
+      <w:proofErr w:type="spellStart"/>
+      <w:r>
+        <w:t>isntruments</w:t>
+      </w:r>
+      <w:proofErr w:type="spellEnd"/>
+      <w:r>
+        <w:t xml:space="preserve"> are doing per section defined within the lyrics.</w:t>
+      </w:r>
+    </w:p>
+    <w:p>
+      <w:pPr>
+        <w:pStyle w:val="I9K4L"/>
+      </w:pPr>
+      <w:r>
+        <w:rPr>
+          <w:i/>
+          <w:iCs/>
+        </w:rPr>
+        <w:t>Embellishments, textures &amp; spatial FX</w:t>
+      </w:r>
+      <w:r>
+        <w:rPr>
+          <w:i/>
+          <w:iCs/>
+        </w:rPr>
+        <w:t xml:space="preserve">: </w:t>
+      </w:r>
+      <w:r>
+        <w:rPr>
+          <w:i/>
+          <w:iCs/>
+        </w:rPr>
+        <w:t>the instrumental version of the Vocal FX, any effects we want applied to the instruments are defined here.</w:t>
+      </w:r>
+    </w:p>
+    <w:p>
+      <w:pPr>
+        <w:pStyle w:val="I9K3H"/>
+      </w:pPr>
+      <w:r>
+        <w:t>Lyrics</w:t>
+      </w:r>
+    </w:p>
+    <w:p>
+      <w:pPr>
+        <w:pStyle w:val="I9K3B"/>
+      </w:pPr>
+      <w:r>
+        <w:t>The lyrics will of course define what is sang</w:t>
+      </w:r>
+      <w:r>
+        <w:t xml:space="preserve">. </w:t>
+      </w:r>
+      <w:r>
+        <w:t>The lyrics are structured sequentially, meaning the song generated will follow the lyrics from top to bottom.</w:t>
+      </w:r>
+    </w:p>
+    <w:p>
+      <w:pPr>
+        <w:pStyle w:val="I9K3B"/>
+      </w:pPr>
+      <w:r>
+        <w:t>As mentioned within the caption writing, s</w:t>
+      </w:r>
+      <w:r>
+        <w:t xml:space="preserve">ection tags are used to define each </w:t>
+      </w:r>
+      <w:r>
+        <w:t>part of the lyrical structure</w:t>
+      </w:r>
+      <w:r>
+        <w:t>. We can use any combination of section tags we want to. They will affect how the lyrics are used</w:t>
+      </w:r>
+      <w:r>
+        <w:t xml:space="preserve"> based on the definitions we made within our caption.</w:t>
+      </w:r>
+    </w:p>
+    <w:p>
+      <w:pPr>
+        <w:pStyle w:val="I9K3B"/>
+      </w:pPr>
+      <w:r>
+        <w:t>Section tags available are</w:t>
+      </w:r>
+    </w:p>
+    <w:p>
+      <w:pPr>
+        <w:pStyle w:val="I9K3B"/>
+        <w:ind w:firstLine="380"/>
+      </w:pPr>
+      <w:r>
+        <w:t>[intro]</w:t>
+      </w:r>
+      <w:r>
+        <w:t xml:space="preserve">, </w:t>
+      </w:r>
+      <w:r>
+        <w:t>[verse]</w:t>
+      </w:r>
+      <w:r>
+        <w:t xml:space="preserve">, </w:t>
+      </w:r>
+      <w:r>
+        <w:t>[pre-chorus]</w:t>
+      </w:r>
+      <w:r>
+        <w:t xml:space="preserve">, </w:t>
+      </w:r>
+      <w:r>
+        <w:t>[chorus]</w:t>
+      </w:r>
+      <w:r>
+        <w:t xml:space="preserve">, </w:t>
+      </w:r>
+      <w:r>
+        <w:t>[post-chorus]</w:t>
+      </w:r>
+      <w:r>
+        <w:t xml:space="preserve">, </w:t>
+      </w:r>
+      <w:r>
+        <w:t>[bridge]</w:t>
+      </w:r>
+      <w:r>
+        <w:t xml:space="preserve">, </w:t>
+      </w:r>
+      <w:r>
+        <w:t>[instrumental]</w:t>
+      </w:r>
+      <w:r>
+        <w:t xml:space="preserve">, </w:t>
+      </w:r>
+      <w:r>
+        <w:t>[solo]</w:t>
+      </w:r>
+      <w:r>
+        <w:t xml:space="preserve">, </w:t>
+      </w:r>
+      <w:r>
+        <w:t>[outro]</w:t>
+      </w:r>
+    </w:p>
+    <w:p>
+      <w:pPr>
+        <w:pStyle w:val="I9K3B"/>
+      </w:pPr>
+      <w:hyperlink r:id="rId5" w:history="1">
+        <w:r>
+          <w:rPr>
+            <w:rStyle w:val="Hyperlink"/>
+            <w:color w:val="auto"/>
+            <w:u w:val="none"/>
+          </w:rPr>
+          <w:t>https://genius.com/</w:t>
+        </w:r>
+      </w:hyperlink>
+      <w:r>
+        <w:t xml:space="preserve"> is a handy reference source to understand </w:t>
+      </w:r>
+      <w:r>
+        <w:t>this structure better, this site contains lyrics for almost all ‘real’ songs and uses the same structure to lay them out.</w:t>
+      </w:r>
+    </w:p>
+    <w:p>
+      <w:pPr>
+        <w:pStyle w:val="ListParagraph"/>
+      </w:pPr>
+    </w:p>
+    <w:p>
+      <w:pPr>
+        <w:pStyle w:val="ListParagraph"/>
+        <w:rPr>
+          <w:color w:val="EE0000"/>
+        </w:rPr>
+      </w:pPr>
+      <w:r>
+        <w:rPr>
+          <w:color w:val="EE0000"/>
+        </w:rPr>
+        <w:lastRenderedPageBreak/>
+        <w:t>ADD GENERATION OF TEST SONG, WITH ALL OF EACH TYPE OF TAG, OR WHERE WHOLE SONG IS ONLY ONE TAG AND REPEAT FOR EACH TAG</w:t>
+      </w:r>
+    </w:p>
+    <w:p>
+      <w:pPr>
+        <w:pStyle w:val="ListParagraph"/>
+      </w:pPr>
+    </w:p>
+    <w:p>
+      <w:pPr>
+        <w:pStyle w:val="I9K2H"/>
+      </w:pPr>
+      <w:r>
+        <w:t>Prompt Format</w:t>
+      </w:r>
+    </w:p>
+    <w:p>
+      <w:pPr>
+        <w:pStyle w:val="I9K2B"/>
+      </w:pPr>
+      <w:r>
+        <w:t>Once we’ve written our caption and lyrics, we need to store them in a format we can use</w:t>
+      </w:r>
+      <w:r>
+        <w:t xml:space="preserve"> not only to generate, but to later classify the generated song and </w:t>
+      </w:r>
+      <w:r>
+        <w:t>use as a reference for lyric alignment or fine tuning and regeneration.</w:t>
+      </w:r>
+    </w:p>
+    <w:p>
+      <w:pPr>
+        <w:pStyle w:val="I9K2B"/>
+      </w:pPr>
+    </w:p>
+    <w:p>
+      <w:pPr>
+        <w:pStyle w:val="I9K2B"/>
+      </w:pPr>
+      <w:r>
+        <w:t xml:space="preserve">I am </w:t>
+      </w:r>
+      <w:proofErr w:type="gramStart"/>
+      <w:r>
+        <w:t>using .</w:t>
+      </w:r>
+      <w:proofErr w:type="spellStart"/>
+      <w:r>
+        <w:t>yaml</w:t>
+      </w:r>
+      <w:proofErr w:type="spellEnd"/>
+      <w:proofErr w:type="gramEnd"/>
+      <w:r>
+        <w:t xml:space="preserve"> formatted files to store each individual song prompt.</w:t>
+      </w:r>
+      <w:r>
+        <w:t xml:space="preserve"> </w:t>
+      </w:r>
+      <w:proofErr w:type="gramStart"/>
+      <w:r>
+        <w:t>.</w:t>
+      </w:r>
+      <w:proofErr w:type="spellStart"/>
+      <w:r>
+        <w:t>yaml</w:t>
+      </w:r>
+      <w:proofErr w:type="spellEnd"/>
+      <w:proofErr w:type="gramEnd"/>
+      <w:r>
+        <w:t xml:space="preserve"> </w:t>
+      </w:r>
+      <w:r>
+        <w:t xml:space="preserve">is a structured data format, which provides a simple platform for our automated pipeline to </w:t>
+      </w:r>
+      <w:r>
+        <w:t xml:space="preserve">ingest whilst avoiding some of the less human-friendly quality of other formats such </w:t>
+      </w:r>
+      <w:proofErr w:type="gramStart"/>
+      <w:r>
+        <w:t>as .</w:t>
+      </w:r>
+      <w:proofErr w:type="spellStart"/>
+      <w:r>
+        <w:t>json</w:t>
+      </w:r>
+      <w:proofErr w:type="spellEnd"/>
+      <w:proofErr w:type="gramEnd"/>
+      <w:r>
+        <w:t xml:space="preserve"> where </w:t>
+      </w:r>
+      <w:r>
+        <w:t>data typing, bracing and quotation are important. Essentially</w:t>
+      </w:r>
+      <w:proofErr w:type="gramStart"/>
+      <w:r>
+        <w:t>, .</w:t>
+      </w:r>
+      <w:proofErr w:type="spellStart"/>
+      <w:r>
+        <w:t>yaml</w:t>
+      </w:r>
+      <w:proofErr w:type="spellEnd"/>
+      <w:proofErr w:type="gramEnd"/>
+      <w:r>
+        <w:t xml:space="preserve"> is the best format for a human to work in directly whilst maintaining support for Python ingesting </w:t>
+      </w:r>
+      <w:r>
+        <w:t>and processing.</w:t>
+      </w:r>
+    </w:p>
+    <w:p>
+      <w:pPr>
+        <w:pStyle w:val="I9K2B"/>
+      </w:pPr>
+    </w:p>
+    <w:p>
+      <w:pPr>
+        <w:pStyle w:val="I9K2B"/>
+      </w:pPr>
+      <w:r>
+        <w:t>The structure of the .</w:t>
+      </w:r>
+      <w:proofErr w:type="spellStart"/>
+      <w:r>
+        <w:t>yaml</w:t>
+      </w:r>
+      <w:proofErr w:type="spellEnd"/>
+      <w:r>
+        <w:t xml:space="preserve"> files is as follows</w:t>
+      </w:r>
+      <w:r>
+        <w:t xml:space="preserve"> (without the numbered bullets, of course)</w:t>
+      </w:r>
+      <w:r>
+        <w:t>, whilst the order does not matter</w:t>
+      </w:r>
+      <w:r>
+        <w:t xml:space="preserve"> for our pipeline, it is best to follow a standard structure as we could later introduce other tools which are more sensitive to structure:</w:t>
+      </w:r>
+    </w:p>
+    <w:p>
+      <w:pPr>
+        <w:pStyle w:val="I9K2B"/>
+      </w:pPr>
+    </w:p>
+    <w:p>
+      <w:pPr>
+        <w:pStyle w:val="I9K2L"/>
+      </w:pPr>
+      <w:r>
+        <w:t xml:space="preserve">title: </w:t>
+      </w:r>
+      <w:r>
+        <w:rPr>
+          <w:i/>
+          <w:iCs/>
+        </w:rPr>
+        <w:t>the name of the song, hyphenated, e.g. the-ball-beyond-the-gate</w:t>
+      </w:r>
+    </w:p>
+    <w:p>
+      <w:pPr>
+        <w:pStyle w:val="I9K2L"/>
+      </w:pPr>
+      <w:r>
+        <w:t xml:space="preserve">version: </w:t>
+      </w:r>
+      <w:r>
+        <w:t xml:space="preserve"> </w:t>
+      </w:r>
+      <w:r>
+        <w:rPr>
+          <w:i/>
+          <w:iCs/>
+        </w:rPr>
+        <w:t xml:space="preserve">the version, </w:t>
+      </w:r>
+      <w:r>
+        <w:rPr>
+          <w:i/>
+          <w:iCs/>
+        </w:rPr>
+        <w:t xml:space="preserve">almost always this is the genre, e.g. </w:t>
+      </w:r>
+      <w:proofErr w:type="gramStart"/>
+      <w:r>
+        <w:rPr>
+          <w:i/>
+          <w:iCs/>
+        </w:rPr>
+        <w:t>heavy-metal</w:t>
+      </w:r>
+      <w:proofErr w:type="gramEnd"/>
+    </w:p>
+    <w:p>
+      <w:pPr>
+        <w:pStyle w:val="I9K2L"/>
+      </w:pPr>
+      <w:r>
+        <w:t>inspiration:</w:t>
+      </w:r>
+      <w:r>
+        <w:t xml:space="preserve"> </w:t>
+      </w:r>
+      <w:r>
+        <w:rPr>
+          <w:i/>
+          <w:iCs/>
+        </w:rPr>
+        <w:t>if a song is heavily inspired by another, I’ll enter the artist and song title here</w:t>
+      </w:r>
+    </w:p>
+    <w:p>
+      <w:pPr>
+        <w:pStyle w:val="I9K2L"/>
+      </w:pPr>
+      <w:proofErr w:type="spellStart"/>
+      <w:r>
+        <w:t>inspirationyt</w:t>
+      </w:r>
+      <w:proofErr w:type="spellEnd"/>
+      <w:r>
+        <w:t>:</w:t>
+      </w:r>
+      <w:r>
+        <w:t xml:space="preserve"> </w:t>
+      </w:r>
+      <w:r>
+        <w:rPr>
+          <w:i/>
+          <w:iCs/>
+        </w:rPr>
+        <w:t xml:space="preserve">better still to include a direct </w:t>
+      </w:r>
+      <w:proofErr w:type="spellStart"/>
+      <w:r>
+        <w:rPr>
+          <w:i/>
+          <w:iCs/>
+        </w:rPr>
+        <w:t>url</w:t>
+      </w:r>
+      <w:proofErr w:type="spellEnd"/>
+      <w:r>
+        <w:rPr>
+          <w:i/>
+          <w:iCs/>
+        </w:rPr>
+        <w:t xml:space="preserve"> to </w:t>
+      </w:r>
+      <w:r>
+        <w:rPr>
+          <w:i/>
+          <w:iCs/>
+        </w:rPr>
+        <w:t xml:space="preserve">the inspiration song, primarily using YouTube </w:t>
+      </w:r>
+      <w:proofErr w:type="spellStart"/>
+      <w:r>
+        <w:rPr>
+          <w:i/>
+          <w:iCs/>
+        </w:rPr>
+        <w:t>urls</w:t>
+      </w:r>
+      <w:proofErr w:type="spellEnd"/>
+      <w:r>
+        <w:rPr>
+          <w:i/>
+          <w:iCs/>
+        </w:rPr>
+        <w:t xml:space="preserve"> to enable embedding of inspiration sources</w:t>
+      </w:r>
+    </w:p>
+    <w:p>
+      <w:pPr>
+        <w:pStyle w:val="I9K2L"/>
+        <w:rPr>
+          <w:i/>
+          <w:iCs/>
+        </w:rPr>
+      </w:pPr>
+      <w:r>
+        <w:t>language</w:t>
+      </w:r>
+      <w:r>
+        <w:rPr>
+          <w:i/>
+          <w:iCs/>
+        </w:rPr>
+        <w:t xml:space="preserve">: </w:t>
+      </w:r>
+      <w:r>
+        <w:rPr>
+          <w:i/>
+          <w:iCs/>
+        </w:rPr>
+        <w:t>this is an optional field, only ever populated when a song is generated in a non-English language. We complete this with the two-char code for the language used, e.g. Spanish is es, Romanian is ro. This is later used by the lyric alignment workflow and for GBR language-based filtering.</w:t>
+      </w:r>
+    </w:p>
+    <w:p>
+      <w:pPr>
+        <w:pStyle w:val="I9K2L"/>
+      </w:pPr>
+      <w:r>
+        <w:t xml:space="preserve">story: </w:t>
+      </w:r>
+      <w:r>
+        <w:t xml:space="preserve"> </w:t>
+      </w:r>
+      <w:r>
+        <w:rPr>
+          <w:i/>
+          <w:iCs/>
+        </w:rPr>
+        <w:t xml:space="preserve">any narrative relating to the song, which is intended for humans to read. This is not used during encoding or </w:t>
+      </w:r>
+      <w:r>
+        <w:rPr>
+          <w:i/>
+          <w:iCs/>
+        </w:rPr>
+        <w:t>diffusion;</w:t>
+      </w:r>
+      <w:r>
+        <w:rPr>
+          <w:i/>
+          <w:iCs/>
+        </w:rPr>
+        <w:t xml:space="preserve"> it’s a purely human field.</w:t>
+      </w:r>
+    </w:p>
+    <w:p>
+      <w:pPr>
+        <w:pStyle w:val="I9K2L"/>
+      </w:pPr>
+      <w:r>
+        <w:t>caption: |</w:t>
+      </w:r>
+      <w:r>
+        <w:t xml:space="preserve"> </w:t>
+      </w:r>
+      <w:r>
+        <w:rPr>
+          <w:i/>
+          <w:iCs/>
+        </w:rPr>
+        <w:t>the caption as defined above, “</w:t>
+      </w:r>
+      <w:r>
+        <w:t>|</w:t>
+      </w:r>
+      <w:r>
+        <w:t xml:space="preserve">” </w:t>
+      </w:r>
+      <w:r>
+        <w:rPr>
+          <w:i/>
+          <w:iCs/>
+        </w:rPr>
+        <w:t xml:space="preserve">is </w:t>
+      </w:r>
+      <w:proofErr w:type="gramStart"/>
+      <w:r>
+        <w:rPr>
+          <w:i/>
+          <w:iCs/>
+        </w:rPr>
+        <w:t>the .</w:t>
+      </w:r>
+      <w:proofErr w:type="spellStart"/>
+      <w:r>
+        <w:rPr>
+          <w:i/>
+          <w:iCs/>
+        </w:rPr>
+        <w:t>yaml</w:t>
+      </w:r>
+      <w:proofErr w:type="spellEnd"/>
+      <w:proofErr w:type="gramEnd"/>
+      <w:r>
+        <w:rPr>
+          <w:i/>
+          <w:iCs/>
+        </w:rPr>
+        <w:t xml:space="preserve"> symbol used to enable multi-line </w:t>
+      </w:r>
+      <w:r>
+        <w:rPr>
+          <w:i/>
+          <w:iCs/>
+        </w:rPr>
+        <w:t xml:space="preserve">strings, which makes it easy for us to split our captions out over several lines to follow the structure </w:t>
+      </w:r>
+      <w:r>
+        <w:rPr>
+          <w:i/>
+          <w:iCs/>
+        </w:rPr>
+        <w:t xml:space="preserve">defined above. It’s not technically required to submit the caption as a multi-line string for encoding, so this split is for human readability rather than </w:t>
+      </w:r>
+      <w:r>
+        <w:rPr>
+          <w:i/>
+          <w:iCs/>
+        </w:rPr>
+        <w:t>encoding.</w:t>
+      </w:r>
+    </w:p>
+    <w:p>
+      <w:pPr>
+        <w:pStyle w:val="I9K2L"/>
+      </w:pPr>
+      <w:r>
+        <w:t>lyrics: |</w:t>
+      </w:r>
+      <w:r>
+        <w:t xml:space="preserve"> </w:t>
+      </w:r>
+      <w:r>
+        <w:rPr>
+          <w:i/>
+          <w:iCs/>
+        </w:rPr>
+        <w:t>the lyrics, as defined above</w:t>
+      </w:r>
+    </w:p>
+    <w:p>
+      <w:pPr>
+        <w:pStyle w:val="I9K2L"/>
+        <w:numPr>
+          <w:ilvl w:val="0"/>
+          <w:numId w:val="0"/>
+        </w:numPr>
+        <w:ind w:left="720" w:hanging="360"/>
+        <w:rPr>
+          <w:i/>
+          <w:iCs/>
+        </w:rPr>
+      </w:pPr>
+    </w:p>
+    <w:p>
+      <w:pPr>
+        <w:pStyle w:val="I9K2B"/>
+      </w:pPr>
+      <w:r>
+        <w:t xml:space="preserve">As the above demonstrates, it is not </w:t>
+      </w:r>
+      <w:proofErr w:type="gramStart"/>
+      <w:r>
+        <w:t>one .</w:t>
+      </w:r>
+      <w:proofErr w:type="spellStart"/>
+      <w:r>
+        <w:t>yaml</w:t>
+      </w:r>
+      <w:proofErr w:type="spellEnd"/>
+      <w:proofErr w:type="gramEnd"/>
+      <w:r>
+        <w:t xml:space="preserve"> for a song, it is </w:t>
+      </w:r>
+      <w:proofErr w:type="gramStart"/>
+      <w:r>
+        <w:t>one .</w:t>
+      </w:r>
+      <w:proofErr w:type="spellStart"/>
+      <w:r>
+        <w:t>yaml</w:t>
+      </w:r>
+      <w:proofErr w:type="spellEnd"/>
+      <w:proofErr w:type="gramEnd"/>
+      <w:r>
+        <w:t xml:space="preserve"> for a song </w:t>
+      </w:r>
+      <w:r>
+        <w:rPr>
+          <w:b/>
+          <w:bCs/>
+        </w:rPr>
+        <w:t xml:space="preserve">and </w:t>
+      </w:r>
+      <w:r>
+        <w:t>genre</w:t>
+      </w:r>
+      <w:r>
+        <w:t xml:space="preserve">, if I had my song the-ball-beyond-the-gate in 10 genres, I would have </w:t>
+      </w:r>
+      <w:proofErr w:type="gramStart"/>
+      <w:r>
+        <w:t>10 .</w:t>
+      </w:r>
+      <w:proofErr w:type="spellStart"/>
+      <w:r>
+        <w:t>yamls</w:t>
+      </w:r>
+      <w:proofErr w:type="spellEnd"/>
+      <w:proofErr w:type="gramEnd"/>
+      <w:r>
+        <w:t>, this is the unique identifier for a song, the combination of these two values.</w:t>
+      </w:r>
+    </w:p>
+    <w:p>
+      <w:pPr>
+        <w:pStyle w:val="I9K2B"/>
+      </w:pPr>
+    </w:p>
+    <w:p>
+      <w:pPr>
+        <w:pStyle w:val="I9K2B"/>
+      </w:pPr>
+      <w:r>
+        <w:t xml:space="preserve">We then save </w:t>
+      </w:r>
+      <w:proofErr w:type="gramStart"/>
+      <w:r>
+        <w:t>our .</w:t>
+      </w:r>
+      <w:proofErr w:type="spellStart"/>
+      <w:r>
+        <w:t>yaml</w:t>
+      </w:r>
+      <w:proofErr w:type="spellEnd"/>
+      <w:proofErr w:type="gramEnd"/>
+      <w:r>
+        <w:t xml:space="preserve"> into a directory of our choosing and it’s time to pass it into the automated pipeline!</w:t>
+      </w:r>
+    </w:p>
+    <w:p>
+      <w:pPr>
+        <w:pStyle w:val="I9K2B"/>
+      </w:pPr>
+    </w:p>
+    <w:p>
+      <w:pPr>
+        <w:pStyle w:val="I9K2H"/>
+      </w:pPr>
+      <w:r>
+        <w:t>The pipeline runner</w:t>
+      </w:r>
+    </w:p>
+    <w:p>
+      <w:pPr>
+        <w:pStyle w:val="I9K2B"/>
+      </w:pPr>
+      <w:r>
+        <w:t>The automated pipeline runner is a configurable Python script, which takes the .</w:t>
+      </w:r>
+      <w:proofErr w:type="spellStart"/>
+      <w:r>
+        <w:t>yaml</w:t>
+      </w:r>
+      <w:proofErr w:type="spellEnd"/>
+      <w:r>
+        <w:t xml:space="preserve"> files we’ve built, </w:t>
+      </w:r>
+      <w:r>
+        <w:t>determines which parameters are defined and which it must supply and then executes the encoding and diffusion workflows to build a generation of our song. It then retrieves the completed song and stores it pending human review.</w:t>
+      </w:r>
+    </w:p>
+    <w:p>
+      <w:pPr>
+        <w:pStyle w:val="I9K2B"/>
+      </w:pPr>
+    </w:p>
+    <w:p>
+      <w:pPr>
+        <w:pStyle w:val="I9K2B"/>
+      </w:pPr>
+      <w:r>
+        <w:t>This runner has been defined with flexibility in mind to support the creative process.</w:t>
+      </w:r>
+    </w:p>
+    <w:p>
+      <w:pPr>
+        <w:pStyle w:val="I9K2B"/>
+      </w:pPr>
+    </w:p>
+    <w:p>
+      <w:pPr>
+        <w:pStyle w:val="I9K2B"/>
+      </w:pPr>
+      <w:r>
+        <w:t xml:space="preserve">We can supply predefined parameters within </w:t>
+      </w:r>
+      <w:proofErr w:type="gramStart"/>
+      <w:r>
+        <w:t>our .</w:t>
+      </w:r>
+      <w:proofErr w:type="spellStart"/>
+      <w:r>
+        <w:t>yaml</w:t>
+      </w:r>
+      <w:proofErr w:type="spellEnd"/>
+      <w:proofErr w:type="gramEnd"/>
+      <w:r>
+        <w:t xml:space="preserve"> to force specific values for generation, we can define parameter ranges within </w:t>
+      </w:r>
+      <w:r>
+        <w:t>our pipeline configuration or in some cases set random variables.</w:t>
+      </w:r>
+    </w:p>
+    <w:p>
+      <w:pPr>
+        <w:pStyle w:val="I9K2B"/>
+      </w:pPr>
+    </w:p>
+    <w:p>
+      <w:pPr>
+        <w:pStyle w:val="I9K3H"/>
+      </w:pPr>
+      <w:r>
+        <w:lastRenderedPageBreak/>
+        <w:t>Predefined parameters</w:t>
+      </w:r>
+    </w:p>
+    <w:p>
+      <w:pPr>
+        <w:pStyle w:val="I9K3B"/>
+      </w:pPr>
+      <w:r>
+        <w:t xml:space="preserve">In addition to the </w:t>
+      </w:r>
+      <w:r>
+        <w:t xml:space="preserve">rows already defined above for </w:t>
+      </w:r>
+      <w:proofErr w:type="gramStart"/>
+      <w:r>
+        <w:t>our</w:t>
+      </w:r>
+      <w:proofErr w:type="gramEnd"/>
+      <w:r>
+        <w:t xml:space="preserve"> .</w:t>
+      </w:r>
+      <w:proofErr w:type="spellStart"/>
+      <w:r>
+        <w:t>yaml</w:t>
+      </w:r>
+      <w:proofErr w:type="spellEnd"/>
+      <w:r>
+        <w:t xml:space="preserve"> file, the following fields should also be included, either blank or pre-populated if specific parameters are desired:</w:t>
+      </w:r>
+    </w:p>
+    <w:p>
+      <w:pPr>
+        <w:pStyle w:val="I9K3L"/>
+      </w:pPr>
+      <w:r>
+        <w:t xml:space="preserve">title: </w:t>
+      </w:r>
+      <w:r>
+        <w:t xml:space="preserve"> </w:t>
+      </w:r>
+      <w:r>
+        <w:rPr>
+          <w:color w:val="EE0000"/>
+        </w:rPr>
+        <w:t>as above</w:t>
+      </w:r>
+    </w:p>
+    <w:p>
+      <w:pPr>
+        <w:pStyle w:val="I9K3L"/>
+      </w:pPr>
+      <w:r>
+        <w:t xml:space="preserve">version:  </w:t>
+      </w:r>
+      <w:r>
+        <w:rPr>
+          <w:color w:val="EE0000"/>
+        </w:rPr>
+        <w:t>as above</w:t>
+      </w:r>
+      <w:r>
+        <w:t xml:space="preserve"> </w:t>
+      </w:r>
+    </w:p>
+    <w:p>
+      <w:pPr>
+        <w:pStyle w:val="I9K3L"/>
+      </w:pPr>
+      <w:r>
+        <w:t>model:</w:t>
+      </w:r>
+      <w:r>
+        <w:t xml:space="preserve"> </w:t>
+      </w:r>
+      <w:r>
+        <w:t xml:space="preserve">define a specific model family to use, after my initial experiments with </w:t>
+      </w:r>
+      <w:proofErr w:type="spellStart"/>
+      <w:r>
+        <w:t>AceStep</w:t>
+      </w:r>
+      <w:proofErr w:type="spellEnd"/>
+      <w:r>
+        <w:t xml:space="preserve"> 1.5 audio, the </w:t>
+      </w:r>
+      <w:proofErr w:type="spellStart"/>
+      <w:r>
+        <w:t>absoloute</w:t>
+      </w:r>
+      <w:proofErr w:type="spellEnd"/>
+      <w:r>
+        <w:t xml:space="preserve"> vast majority of songs have been generated using minimax H3, meaning nearly </w:t>
+      </w:r>
+      <w:proofErr w:type="gramStart"/>
+      <w:r>
+        <w:t>all .</w:t>
+      </w:r>
+      <w:proofErr w:type="spellStart"/>
+      <w:r>
+        <w:t>yamls</w:t>
+      </w:r>
+      <w:proofErr w:type="spellEnd"/>
+      <w:proofErr w:type="gramEnd"/>
+      <w:r>
+        <w:t xml:space="preserve"> within my </w:t>
+      </w:r>
+      <w:r>
+        <w:t>library are defined as such</w:t>
+      </w:r>
+    </w:p>
+    <w:p>
+      <w:pPr>
+        <w:pStyle w:val="I9K3L"/>
+      </w:pPr>
+      <w:proofErr w:type="spellStart"/>
+      <w:r>
+        <w:t>dit</w:t>
+      </w:r>
+      <w:proofErr w:type="spellEnd"/>
+      <w:r>
+        <w:t>:</w:t>
+      </w:r>
+      <w:r>
+        <w:t xml:space="preserve"> the weight of the diffusion transformer to use e.g. FP32</w:t>
+      </w:r>
+    </w:p>
+    <w:p>
+      <w:pPr>
+        <w:pStyle w:val="I9K3L"/>
+      </w:pPr>
+      <w:proofErr w:type="spellStart"/>
+      <w:r>
+        <w:t>text_encoder</w:t>
+      </w:r>
+      <w:proofErr w:type="spellEnd"/>
+      <w:r>
+        <w:t>:</w:t>
+      </w:r>
+      <w:r>
+        <w:t xml:space="preserve"> the weight of the text encoder to use e.g. BF16</w:t>
+      </w:r>
+    </w:p>
+    <w:p>
+      <w:pPr>
+        <w:pStyle w:val="I9K3L"/>
+      </w:pPr>
+      <w:proofErr w:type="spellStart"/>
+      <w:r>
+        <w:t>encoder_cfg</w:t>
+      </w:r>
+      <w:proofErr w:type="spellEnd"/>
+      <w:r>
+        <w:t xml:space="preserve">: </w:t>
+      </w:r>
+      <w:r>
+        <w:t xml:space="preserve">the </w:t>
+      </w:r>
+      <w:r>
+        <w:t xml:space="preserve">classifier free guidance value to use when performing text encoding, 1.6/1.7 is the </w:t>
+      </w:r>
+      <w:r>
+        <w:t>sweet spot in my experience</w:t>
+      </w:r>
+    </w:p>
+    <w:p>
+      <w:pPr>
+        <w:pStyle w:val="I9K3L"/>
+      </w:pPr>
+      <w:proofErr w:type="spellStart"/>
+      <w:r>
+        <w:t>encoder_seed</w:t>
+      </w:r>
+      <w:proofErr w:type="spellEnd"/>
+      <w:r>
+        <w:t>:</w:t>
+      </w:r>
+      <w:r>
+        <w:t xml:space="preserve"> the initial seed to use for text encoding, it is ultimately pointless to define this value unless we already have a song generated that </w:t>
+      </w:r>
+      <w:r>
+        <w:t>produced an output we liked and now want to perform very subtle fine tuning on</w:t>
+      </w:r>
+    </w:p>
+    <w:p>
+      <w:pPr>
+        <w:pStyle w:val="I9K3L"/>
+      </w:pPr>
+      <w:proofErr w:type="spellStart"/>
+      <w:r>
+        <w:t>top_k</w:t>
+      </w:r>
+      <w:proofErr w:type="spellEnd"/>
+      <w:r>
+        <w:t>:</w:t>
+      </w:r>
+      <w:r>
+        <w:t xml:space="preserve"> the top k </w:t>
+      </w:r>
+      <w:r>
+        <w:t xml:space="preserve">token value, </w:t>
+      </w:r>
+      <w:r>
+        <w:t>most songs will benefit from values between 45 and 50, more simplistic songs could push this as far as 20</w:t>
+      </w:r>
+    </w:p>
+    <w:p>
+      <w:pPr>
+        <w:pStyle w:val="I9K3L"/>
+      </w:pPr>
+      <w:r>
+        <w:t xml:space="preserve">sampler: </w:t>
+      </w:r>
+      <w:r>
+        <w:t>the sampler</w:t>
+      </w:r>
+      <w:r>
+        <w:t xml:space="preserve"> algorithm used </w:t>
+      </w:r>
+      <w:r>
+        <w:t>shape the latent audio</w:t>
+      </w:r>
+    </w:p>
+    <w:p>
+      <w:pPr>
+        <w:pStyle w:val="I9K3L"/>
+      </w:pPr>
+      <w:r>
+        <w:t>scheduler:</w:t>
+      </w:r>
+      <w:r>
+        <w:t xml:space="preserve"> the schedule </w:t>
+      </w:r>
+      <w:r>
+        <w:t>to apply the sampling to the latent audio</w:t>
+      </w:r>
+    </w:p>
+    <w:p>
+      <w:pPr>
+        <w:pStyle w:val="I9K3L"/>
+      </w:pPr>
+      <w:proofErr w:type="spellStart"/>
+      <w:r>
+        <w:t>sampler_cfg</w:t>
+      </w:r>
+      <w:proofErr w:type="spellEnd"/>
+      <w:r>
+        <w:t xml:space="preserve">: </w:t>
+      </w:r>
+      <w:r>
+        <w:t>the classifier free guidance value used by the sampler. I have seen no advantage of having this set to anything other than 1.7.</w:t>
+      </w:r>
+    </w:p>
+    <w:p>
+      <w:pPr>
+        <w:pStyle w:val="I9K3L"/>
+      </w:pPr>
+      <w:proofErr w:type="spellStart"/>
+      <w:r>
+        <w:t>sampler_seed</w:t>
+      </w:r>
+      <w:proofErr w:type="spellEnd"/>
+      <w:r>
+        <w:t xml:space="preserve">: </w:t>
+      </w:r>
+      <w:r>
+        <w:t>the initial seed to use for sampling, as with the encoder seed, no value in defining this unless we’re fine tuning an existing generation</w:t>
+      </w:r>
+    </w:p>
+    <w:p>
+      <w:pPr>
+        <w:pStyle w:val="I9K3L"/>
+      </w:pPr>
+      <w:proofErr w:type="spellStart"/>
+      <w:r>
+        <w:t>sampler_steps</w:t>
+      </w:r>
+      <w:proofErr w:type="spellEnd"/>
+      <w:r>
+        <w:t>:</w:t>
+      </w:r>
+      <w:r>
+        <w:t xml:space="preserve"> the number of sampling steps applied. </w:t>
+      </w:r>
+      <w:proofErr w:type="gramStart"/>
+      <w:r>
+        <w:t>Typically</w:t>
+      </w:r>
+      <w:proofErr w:type="gramEnd"/>
+      <w:r>
+        <w:t xml:space="preserve"> this will be a value between 30 and 40. Values below 30 will result in some unusual sounding songs, not always </w:t>
+      </w:r>
+      <w:r>
+        <w:rPr>
+          <w:i/>
+          <w:iCs/>
+        </w:rPr>
+        <w:t>bad</w:t>
+      </w:r>
+      <w:r>
+        <w:t xml:space="preserve"> but </w:t>
+      </w:r>
+      <w:proofErr w:type="gramStart"/>
+      <w:r>
+        <w:t>more often than not</w:t>
+      </w:r>
+      <w:proofErr w:type="gramEnd"/>
+      <w:r>
+        <w:t xml:space="preserve"> they will be rather </w:t>
+      </w:r>
+      <w:proofErr w:type="gramStart"/>
+      <w:r>
+        <w:t>unhinged .</w:t>
+      </w:r>
+      <w:proofErr w:type="gramEnd"/>
+      <w:r>
+        <w:t xml:space="preserve"> Values above 40 will benefit little for additional steps, </w:t>
+      </w:r>
+      <w:r>
+        <w:t>I have noticed sometimes that very high values will result in songs that are too refined and have become almost robotic.</w:t>
+      </w:r>
+    </w:p>
+    <w:p>
+      <w:pPr>
+        <w:pStyle w:val="I9K3L"/>
+      </w:pPr>
+      <w:r>
+        <w:t xml:space="preserve">inspiration:  </w:t>
+      </w:r>
+      <w:r>
+        <w:rPr>
+          <w:color w:val="EE0000"/>
+        </w:rPr>
+        <w:t>as above</w:t>
+      </w:r>
+    </w:p>
+    <w:p>
+      <w:pPr>
+        <w:pStyle w:val="I9K3L"/>
+      </w:pPr>
+      <w:proofErr w:type="spellStart"/>
+      <w:r>
+        <w:t>inspirationyt</w:t>
+      </w:r>
+      <w:proofErr w:type="spellEnd"/>
+      <w:r>
+        <w:t xml:space="preserve">:  </w:t>
+      </w:r>
+      <w:r>
+        <w:rPr>
+          <w:color w:val="EE0000"/>
+        </w:rPr>
+        <w:t>as above</w:t>
+      </w:r>
+    </w:p>
+    <w:p>
+      <w:pPr>
+        <w:pStyle w:val="I9K3L"/>
+      </w:pPr>
+      <w:r>
+        <w:t xml:space="preserve">story:   </w:t>
+      </w:r>
+      <w:r>
+        <w:rPr>
+          <w:color w:val="EE0000"/>
+        </w:rPr>
+        <w:t>as above</w:t>
+      </w:r>
+    </w:p>
+    <w:p>
+      <w:pPr>
+        <w:pStyle w:val="I9K3L"/>
+      </w:pPr>
+      <w:r>
+        <w:t xml:space="preserve">caption: </w:t>
+      </w:r>
+      <w:proofErr w:type="gramStart"/>
+      <w:r>
+        <w:t xml:space="preserve">|  </w:t>
+      </w:r>
+      <w:r>
+        <w:rPr>
+          <w:color w:val="EE0000"/>
+        </w:rPr>
+        <w:t>as</w:t>
+      </w:r>
+      <w:proofErr w:type="gramEnd"/>
+      <w:r>
+        <w:rPr>
+          <w:color w:val="EE0000"/>
+        </w:rPr>
+        <w:t xml:space="preserve"> above</w:t>
+      </w:r>
+    </w:p>
+    <w:p>
+      <w:pPr>
+        <w:pStyle w:val="I9K3L"/>
+      </w:pPr>
+      <w:r>
+        <w:t xml:space="preserve">lyrics: |   </w:t>
+      </w:r>
+      <w:r>
+        <w:rPr>
+          <w:color w:val="EE0000"/>
+        </w:rPr>
+        <w:t>as above</w:t>
+      </w:r>
+    </w:p>
+    <w:p>
+      <w:pPr>
+        <w:pStyle w:val="I9K3L"/>
+        <w:numPr>
+          <w:ilvl w:val="0"/>
+          <w:numId w:val="0"/>
+        </w:numPr>
+        <w:ind w:left="680"/>
+        <w:rPr>
+          <w:color w:val="EE0000"/>
+        </w:rPr>
+      </w:pPr>
+    </w:p>
+    <w:p>
+      <w:pPr>
+        <w:pStyle w:val="I9K3B"/>
+      </w:pPr>
+      <w:r>
+        <w:t xml:space="preserve">Any values not populated will be infilled by the pipeline runner. If the values are missing from </w:t>
+      </w:r>
+      <w:proofErr w:type="gramStart"/>
+      <w:r>
+        <w:t>the .</w:t>
+      </w:r>
+      <w:proofErr w:type="spellStart"/>
+      <w:r>
+        <w:t>yaml</w:t>
+      </w:r>
+      <w:proofErr w:type="spellEnd"/>
+      <w:proofErr w:type="gramEnd"/>
+      <w:r>
+        <w:t xml:space="preserve"> entirely, they will be added by the pipeline runner after generation is completed.</w:t>
+      </w:r>
+    </w:p>
+    <w:p>
+      <w:pPr>
+        <w:pStyle w:val="I9K3B"/>
+      </w:pPr>
+    </w:p>
+    <w:p>
+      <w:pPr>
+        <w:pStyle w:val="I9K3B"/>
+      </w:pPr>
+    </w:p>
+    <w:p>
+      <w:pPr>
+        <w:pStyle w:val="I9K2B"/>
+      </w:pPr>
+    </w:p>
+    <w:p>
+      <w:pPr>
+        <w:ind w:left="360"/>
+      </w:pPr>
+      <w:r>
+        <w:t>Other parameters the configuration file can control are:</w:t>
+      </w:r>
+    </w:p>
     <w:p>
       <w:pPr>
         <w:pStyle w:val="ListParagraph"/>
@@ -10,8 +1623,13 @@
           <w:numId w:val="4"/>
         </w:numPr>
       </w:pPr>
-      <w:r>
-        <w:t>The Song</w:t>
+      <w:proofErr w:type="spellStart"/>
+      <w:r>
+        <w:t>ComfyUI</w:t>
+      </w:r>
+      <w:proofErr w:type="spellEnd"/>
+      <w:r>
+        <w:t>/Transformers</w:t>
       </w:r>
     </w:p>
     <w:p>
@@ -19,18 +1637,33 @@
         <w:ind w:left="360"/>
       </w:pPr>
       <w:r>
-        <w:t>Songs begin as ideas.</w:t>
-      </w:r>
-      <w:r>
-        <w:t xml:space="preserve"> Some songs are parodies others are as original as any other. A raw song consists of two elements, the lyrics, what </w:t>
-      </w:r>
-      <w:proofErr w:type="gramStart"/>
-      <w:r>
-        <w:t>actually gets</w:t>
-      </w:r>
-      <w:proofErr w:type="gramEnd"/>
-      <w:r>
-        <w:t xml:space="preserve"> sung and a caption, a definition of the song. Combined, these are the prompt.</w:t>
+        <w:t>Two versions of the pipeline exist.</w:t>
+      </w:r>
+    </w:p>
+    <w:p>
+      <w:pPr>
+        <w:pStyle w:val="ListParagraph"/>
+        <w:numPr>
+          <w:ilvl w:val="0"/>
+          <w:numId w:val="7"/>
+        </w:numPr>
+      </w:pPr>
+      <w:proofErr w:type="spellStart"/>
+      <w:r>
+        <w:t>ComfyUI</w:t>
+      </w:r>
+      <w:proofErr w:type="spellEnd"/>
+    </w:p>
+    <w:p>
+      <w:pPr>
+        <w:pStyle w:val="ListParagraph"/>
+        <w:numPr>
+          <w:ilvl w:val="0"/>
+          <w:numId w:val="7"/>
+        </w:numPr>
+      </w:pPr>
+      <w:r>
+        <w:t>Transformers</w:t>
       </w:r>
     </w:p>
     <w:p>
@@ -42,45 +1675,8 @@
         </w:numPr>
       </w:pPr>
       <w:r>
-        <w:t>Prompting</w:t>
-      </w:r>
-    </w:p>
-    <w:p>
-      <w:pPr>
-        <w:ind w:left="360"/>
-      </w:pPr>
-      <w:r>
-        <w:t>Beyond any other parameter, the songs prompt will have the most meaningful impact upon the final generated track.</w:t>
-      </w:r>
-    </w:p>
-    <w:p>
-      <w:pPr>
-        <w:pStyle w:val="ListParagraph"/>
-        <w:numPr>
-          <w:ilvl w:val="0"/>
-          <w:numId w:val="5"/>
-        </w:numPr>
-      </w:pPr>
-      <w:r>
-        <w:t>Caption</w:t>
-      </w:r>
-    </w:p>
-    <w:p>
-      <w:pPr>
-        <w:pStyle w:val="ListParagraph"/>
-        <w:numPr>
-          <w:ilvl w:val="0"/>
-          <w:numId w:val="5"/>
-        </w:numPr>
-      </w:pPr>
-      <w:r>
-        <w:t>Lyrics</w:t>
-      </w:r>
-    </w:p>
-    <w:p>
-      <w:pPr>
-        <w:pStyle w:val="ListParagraph"/>
-      </w:pPr>
+        <w:t>Completed generation</w:t>
+      </w:r>
     </w:p>
     <w:p>
       <w:pPr>
@@ -91,83 +1687,8 @@
         </w:numPr>
       </w:pPr>
       <w:r>
-        <w:t>Prompt Format</w:t>
-      </w:r>
-    </w:p>
-    <w:p>
-      <w:pPr>
-        <w:ind w:left="360"/>
-      </w:pPr>
-      <w:proofErr w:type="gramStart"/>
-      <w:r>
-        <w:t>.</w:t>
-      </w:r>
-      <w:proofErr w:type="spellStart"/>
-      <w:r>
-        <w:t>yaml</w:t>
-      </w:r>
-      <w:proofErr w:type="spellEnd"/>
-      <w:proofErr w:type="gramEnd"/>
-      <w:r>
-        <w:t xml:space="preserve"> formatted files are used to store the completed prompts. </w:t>
-      </w:r>
-    </w:p>
-    <w:p>
-      <w:pPr>
-        <w:ind w:left="360"/>
-      </w:pPr>
-      <w:r>
-        <w:t xml:space="preserve">Each unique version of each song begins with its </w:t>
-      </w:r>
-      <w:proofErr w:type="gramStart"/>
-      <w:r>
-        <w:t>own .</w:t>
-      </w:r>
-      <w:proofErr w:type="spellStart"/>
-      <w:r>
-        <w:t>yaml</w:t>
-      </w:r>
-      <w:proofErr w:type="spellEnd"/>
-      <w:proofErr w:type="gramEnd"/>
-      <w:r>
-        <w:t xml:space="preserve"> and each generated copy of each unique version ends with its </w:t>
-      </w:r>
-      <w:proofErr w:type="gramStart"/>
-      <w:r>
-        <w:t>own .</w:t>
-      </w:r>
-      <w:proofErr w:type="spellStart"/>
-      <w:r>
-        <w:t>yaml</w:t>
-      </w:r>
-      <w:proofErr w:type="spellEnd"/>
-      <w:proofErr w:type="gramEnd"/>
-      <w:r>
-        <w:t>.</w:t>
-      </w:r>
-    </w:p>
-    <w:p>
-      <w:pPr>
-        <w:ind w:left="360"/>
-      </w:pPr>
-      <w:proofErr w:type="gramStart"/>
-      <w:r>
-        <w:t>A .</w:t>
-      </w:r>
-      <w:proofErr w:type="spellStart"/>
-      <w:r>
-        <w:t>yaml</w:t>
-      </w:r>
-      <w:proofErr w:type="spellEnd"/>
-      <w:proofErr w:type="gramEnd"/>
-      <w:r>
-        <w:t xml:space="preserve"> will contain the following:</w:t>
-      </w:r>
-    </w:p>
-    <w:p>
-      <w:pPr>
-        <w:ind w:left="360"/>
-      </w:pPr>
+        <w:t>Human-in-the-loop Review</w:t>
+      </w:r>
     </w:p>
     <w:p>
       <w:pPr>
@@ -178,41 +1699,56 @@
         </w:numPr>
       </w:pPr>
       <w:r>
-        <w:t>The pipeline runner</w:t>
-      </w:r>
-    </w:p>
-    <w:p>
-      <w:pPr>
-        <w:ind w:left="360"/>
-      </w:pPr>
-      <w:proofErr w:type="gramStart"/>
-      <w:r>
-        <w:t>Completed .</w:t>
-      </w:r>
-      <w:proofErr w:type="spellStart"/>
-      <w:r>
-        <w:t>yamls</w:t>
-      </w:r>
-      <w:proofErr w:type="spellEnd"/>
-      <w:proofErr w:type="gramEnd"/>
-      <w:r>
-        <w:t xml:space="preserve"> which are ready for processing are stored within a directory. The specific directory is </w:t>
-      </w:r>
-      <w:proofErr w:type="gramStart"/>
-      <w:r>
-        <w:t>variable, and</w:t>
-      </w:r>
-      <w:proofErr w:type="gramEnd"/>
-      <w:r>
-        <w:t xml:space="preserve"> defined in a configuration file to enable greater flexibility.</w:t>
-      </w:r>
-    </w:p>
-    <w:p>
-      <w:pPr>
-        <w:ind w:left="360"/>
-      </w:pPr>
-      <w:r>
-        <w:t>Other parameters the configuration file can control are:</w:t>
+        <w:t>Post-processing</w:t>
+      </w:r>
+    </w:p>
+    <w:p>
+      <w:pPr>
+        <w:pStyle w:val="ListParagraph"/>
+        <w:numPr>
+          <w:ilvl w:val="0"/>
+          <w:numId w:val="8"/>
+        </w:numPr>
+      </w:pPr>
+      <w:r>
+        <w:t>Lyric alignment</w:t>
+      </w:r>
+    </w:p>
+    <w:p>
+      <w:pPr>
+        <w:pStyle w:val="ListParagraph"/>
+        <w:numPr>
+          <w:ilvl w:val="0"/>
+          <w:numId w:val="8"/>
+        </w:numPr>
+      </w:pPr>
+      <w:r>
+        <w:lastRenderedPageBreak/>
+        <w:t>Visual effects timing</w:t>
+      </w:r>
+    </w:p>
+    <w:p>
+      <w:pPr>
+        <w:pStyle w:val="ListParagraph"/>
+        <w:numPr>
+          <w:ilvl w:val="0"/>
+          <w:numId w:val="8"/>
+        </w:numPr>
+      </w:pPr>
+      <w:r>
+        <w:t>Loudness balancing</w:t>
+      </w:r>
+    </w:p>
+    <w:p>
+      <w:pPr>
+        <w:pStyle w:val="ListParagraph"/>
+        <w:numPr>
+          <w:ilvl w:val="0"/>
+          <w:numId w:val="8"/>
+        </w:numPr>
+      </w:pPr>
+      <w:r>
+        <w:t>Artwork</w:t>
       </w:r>
     </w:p>
     <w:p>
@@ -223,141 +1759,6 @@
           <w:numId w:val="4"/>
         </w:numPr>
       </w:pPr>
-      <w:proofErr w:type="spellStart"/>
-      <w:r>
-        <w:t>ComfyUI</w:t>
-      </w:r>
-      <w:proofErr w:type="spellEnd"/>
-      <w:r>
-        <w:t>/Transformers</w:t>
-      </w:r>
-    </w:p>
-    <w:p>
-      <w:pPr>
-        <w:ind w:left="360"/>
-      </w:pPr>
-      <w:r>
-        <w:t>Two versions of the pipeline exist.</w:t>
-      </w:r>
-    </w:p>
-    <w:p>
-      <w:pPr>
-        <w:pStyle w:val="ListParagraph"/>
-        <w:numPr>
-          <w:ilvl w:val="0"/>
-          <w:numId w:val="7"/>
-        </w:numPr>
-      </w:pPr>
-      <w:proofErr w:type="spellStart"/>
-      <w:r>
-        <w:t>ComfyUI</w:t>
-      </w:r>
-      <w:proofErr w:type="spellEnd"/>
-    </w:p>
-    <w:p>
-      <w:pPr>
-        <w:pStyle w:val="ListParagraph"/>
-        <w:numPr>
-          <w:ilvl w:val="0"/>
-          <w:numId w:val="7"/>
-        </w:numPr>
-      </w:pPr>
-      <w:r>
-        <w:t>Transformers</w:t>
-      </w:r>
-    </w:p>
-    <w:p>
-      <w:pPr>
-        <w:pStyle w:val="ListParagraph"/>
-        <w:numPr>
-          <w:ilvl w:val="0"/>
-          <w:numId w:val="4"/>
-        </w:numPr>
-      </w:pPr>
-      <w:r>
-        <w:t>Completed generation</w:t>
-      </w:r>
-    </w:p>
-    <w:p>
-      <w:pPr>
-        <w:pStyle w:val="ListParagraph"/>
-        <w:numPr>
-          <w:ilvl w:val="0"/>
-          <w:numId w:val="4"/>
-        </w:numPr>
-      </w:pPr>
-      <w:r>
-        <w:t>Human-in-the-loop Review</w:t>
-      </w:r>
-    </w:p>
-    <w:p>
-      <w:pPr>
-        <w:pStyle w:val="ListParagraph"/>
-        <w:numPr>
-          <w:ilvl w:val="0"/>
-          <w:numId w:val="4"/>
-        </w:numPr>
-      </w:pPr>
-      <w:r>
-        <w:t>Post-processing</w:t>
-      </w:r>
-    </w:p>
-    <w:p>
-      <w:pPr>
-        <w:pStyle w:val="ListParagraph"/>
-        <w:numPr>
-          <w:ilvl w:val="0"/>
-          <w:numId w:val="8"/>
-        </w:numPr>
-      </w:pPr>
-      <w:r>
-        <w:t>Lyric alignment</w:t>
-      </w:r>
-    </w:p>
-    <w:p>
-      <w:pPr>
-        <w:pStyle w:val="ListParagraph"/>
-        <w:numPr>
-          <w:ilvl w:val="0"/>
-          <w:numId w:val="8"/>
-        </w:numPr>
-      </w:pPr>
-      <w:r>
-        <w:t>Visual effects timing</w:t>
-      </w:r>
-    </w:p>
-    <w:p>
-      <w:pPr>
-        <w:pStyle w:val="ListParagraph"/>
-        <w:numPr>
-          <w:ilvl w:val="0"/>
-          <w:numId w:val="8"/>
-        </w:numPr>
-      </w:pPr>
-      <w:r>
-        <w:t>Loudness balancing</w:t>
-      </w:r>
-    </w:p>
-    <w:p>
-      <w:pPr>
-        <w:pStyle w:val="ListParagraph"/>
-        <w:numPr>
-          <w:ilvl w:val="0"/>
-          <w:numId w:val="8"/>
-        </w:numPr>
-      </w:pPr>
-      <w:r>
-        <w:t>Artwork</w:t>
-      </w:r>
-    </w:p>
-    <w:p>
-      <w:pPr>
-        <w:pStyle w:val="ListParagraph"/>
-        <w:numPr>
-          <w:ilvl w:val="0"/>
-          <w:numId w:val="4"/>
-        </w:numPr>
-      </w:pPr>
       <w:r>
         <w:t>Media Hosting</w:t>
       </w:r>
@@ -388,7 +1789,6 @@
         </w:numPr>
       </w:pPr>
       <w:r>
-        <w:lastRenderedPageBreak/>
         <w:t>Catalogue Reconciliation</w:t>
       </w:r>
     </w:p>
@@ -544,7 +1944,7 @@
     <w:p/>
     <w:sectPr>
       <w:pgSz w:w="11906" w:h="16838"/>
-      <w:pgMar w:top="1440" w:right="1440" w:bottom="1440" w:left="1440" w:header="708" w:footer="708" w:gutter="0"/>
+      <w:pgMar w:top="720" w:right="720" w:bottom="720" w:left="720" w:header="708" w:footer="708" w:gutter="0"/>
       <w:cols w:space="708"/>
       <w:docGrid w:linePitch="360"/>
     </w:sectPr>
@@ -1381,6 +2781,30 @@
   </w:num>
   <w:num w:numId="9" w16cid:durableId="1832284255">
     <w:abstractNumId w:val="5"/>
+  </w:num>
+  <w:num w:numId="10" w16cid:durableId="1547401905">
+    <w:abstractNumId w:val="3"/>
+    <w:lvlOverride w:ilvl="0">
+      <w:startOverride w:val="1"/>
+    </w:lvlOverride>
+  </w:num>
+  <w:num w:numId="11" w16cid:durableId="1254046736">
+    <w:abstractNumId w:val="3"/>
+    <w:lvlOverride w:ilvl="0">
+      <w:startOverride w:val="1"/>
+    </w:lvlOverride>
+  </w:num>
+  <w:num w:numId="12" w16cid:durableId="977808961">
+    <w:abstractNumId w:val="7"/>
+    <w:lvlOverride w:ilvl="0">
+      <w:startOverride w:val="1"/>
+    </w:lvlOverride>
+  </w:num>
+  <w:num w:numId="13" w16cid:durableId="1935556551">
+    <w:abstractNumId w:val="7"/>
+    <w:lvlOverride w:ilvl="0">
+      <w:startOverride w:val="1"/>
+    </w:lvlOverride>
   </w:num>
 </w:numbering>
 </file>
@@ -2673,6 +4097,29 @@
       <w:spacing w:val="5"/>
     </w:rPr>
   </w:style>
+  <w:style w:type="character" w:styleId="Hyperlink">
+    <w:name w:val="Hyperlink"/>
+    <w:basedOn w:val="DefaultParagraphFont"/>
+    <w:uiPriority w:val="99"/>
+    <w:unhideWhenUsed/>
+    <w:rsid w:val="008A2049"/>
+    <w:rPr>
+      <w:color w:val="467886" w:themeColor="hyperlink"/>
+      <w:u w:val="single"/>
+    </w:rPr>
+  </w:style>
+  <w:style w:type="character" w:styleId="UnresolvedMention">
+    <w:name w:val="Unresolved Mention"/>
+    <w:basedOn w:val="DefaultParagraphFont"/>
+    <w:uiPriority w:val="99"/>
+    <w:semiHidden/>
+    <w:unhideWhenUsed/>
+    <w:rsid w:val="008A2049"/>
+    <w:rPr>
+      <w:color w:val="605E5C"/>
+      <w:shd w:val="clear" w:color="auto" w:fill="E1DFDD"/>
+    </w:rPr>
+  </w:style>
 </w:styles>
 </file>
 

--- a/good-boy-records/The Song.docx
+++ b/good-boy-records/The Song.docx
@@ -137,23 +137,7 @@
         <w:t xml:space="preserve">: the mood of the song, </w:t>
       </w:r>
       <w:r>
-        <w:t xml:space="preserve">typically framed as a scene, e.g. </w:t>
-      </w:r>
-      <w:proofErr w:type="gramStart"/>
-      <w:r>
-        <w:t>“ a</w:t>
-      </w:r>
-      <w:proofErr w:type="gramEnd"/>
-      <w:r>
-        <w:t xml:space="preserve"> </w:t>
-      </w:r>
-      <w:proofErr w:type="gramStart"/>
-      <w:r>
-        <w:t>night time</w:t>
-      </w:r>
-      <w:proofErr w:type="gramEnd"/>
-      <w:r>
-        <w:t xml:space="preserve"> drive, through a cold and lonely landscape as the rain </w:t>
+        <w:t xml:space="preserve">typically framed as a scene, e.g. “ a night time drive, through a cold and lonely landscape as the rain </w:t>
       </w:r>
       <w:r>
         <w:t>cascades across the road ahead”. Set the “vibe”.</w:t>
@@ -266,15 +250,7 @@
         <w:t>Vocal FX</w:t>
       </w:r>
       <w:r>
-        <w:t xml:space="preserve">: </w:t>
-      </w:r>
-      <w:proofErr w:type="gramStart"/>
-      <w:r>
-        <w:t>similar to</w:t>
-      </w:r>
-      <w:proofErr w:type="gramEnd"/>
-      <w:r>
-        <w:t xml:space="preserve"> the </w:t>
+        <w:t xml:space="preserve">: similar to the </w:t>
       </w:r>
       <w:proofErr w:type="spellStart"/>
       <w:r>
@@ -320,77 +296,65 @@
           <w:i/>
           <w:iCs/>
         </w:rPr>
-        <w:t>Instrument lifecycle (primary / secondary)</w:t>
-      </w:r>
+        <w:t xml:space="preserve">Instrument lifecycle (primary / secondary): </w:t>
+      </w:r>
+      <w:r>
+        <w:t>Define the instruments used, when they’re present within the song, when they’re not.</w:t>
+      </w:r>
+    </w:p>
+    <w:p>
+      <w:pPr>
+        <w:pStyle w:val="I9K4L"/>
+      </w:pPr>
       <w:r>
         <w:rPr>
           <w:i/>
           <w:iCs/>
         </w:rPr>
-        <w:t xml:space="preserve">: </w:t>
-      </w:r>
-      <w:r>
-        <w:t>Define the instruments used, when they’re present within the song, when they’re not.</w:t>
-      </w:r>
-    </w:p>
-    <w:p>
-      <w:pPr>
-        <w:pStyle w:val="I9K4L"/>
-      </w:pPr>
+        <w:t>Groove &amp; foundation progression</w:t>
+      </w:r>
       <w:r>
         <w:rPr>
           <w:i/>
           <w:iCs/>
         </w:rPr>
-        <w:t>Groove &amp; foundation progression</w:t>
-      </w:r>
+        <w:t xml:space="preserve">: </w:t>
+      </w:r>
+      <w:r>
+        <w:t xml:space="preserve">similar to the vocal style, but for the instrumentation, this is where we can define what the </w:t>
+      </w:r>
+      <w:proofErr w:type="spellStart"/>
+      <w:r>
+        <w:t>isntruments</w:t>
+      </w:r>
+      <w:proofErr w:type="spellEnd"/>
+      <w:r>
+        <w:t xml:space="preserve"> are doing per section defined within the lyrics.</w:t>
+      </w:r>
+    </w:p>
+    <w:p>
+      <w:pPr>
+        <w:pStyle w:val="I9K4L"/>
+      </w:pPr>
       <w:r>
         <w:rPr>
           <w:i/>
           <w:iCs/>
         </w:rPr>
-        <w:t xml:space="preserve">: </w:t>
-      </w:r>
-      <w:proofErr w:type="gramStart"/>
-      <w:r>
-        <w:t>similar to</w:t>
-      </w:r>
-      <w:proofErr w:type="gramEnd"/>
-      <w:r>
-        <w:t xml:space="preserve"> the vocal style, but for the instrumentation, this is where we can define what the </w:t>
-      </w:r>
-      <w:proofErr w:type="spellStart"/>
-      <w:r>
-        <w:t>isntruments</w:t>
-      </w:r>
-      <w:proofErr w:type="spellEnd"/>
-      <w:r>
-        <w:t xml:space="preserve"> are doing per section defined within the lyrics.</w:t>
-      </w:r>
-    </w:p>
-    <w:p>
-      <w:pPr>
-        <w:pStyle w:val="I9K4L"/>
-      </w:pPr>
+        <w:t>Embellishments, textures &amp; spatial FX</w:t>
+      </w:r>
       <w:r>
         <w:rPr>
           <w:i/>
           <w:iCs/>
         </w:rPr>
-        <w:t>Embellishments, textures &amp; spatial FX</w:t>
+        <w:t xml:space="preserve">: </w:t>
       </w:r>
       <w:r>
         <w:rPr>
           <w:i/>
           <w:iCs/>
         </w:rPr>
-        <w:t xml:space="preserve">: </w:t>
-      </w:r>
-      <w:r>
-        <w:rPr>
-          <w:i/>
-          <w:iCs/>
-        </w:rPr>
         <w:t>the instrumental version of the Vocal FX, any effects we want applied to the instruments are defined here.</w:t>
       </w:r>
     </w:p>
@@ -410,10 +374,7 @@
         <w:t>The lyrics will of course define what is sang</w:t>
       </w:r>
       <w:r>
-        <w:t xml:space="preserve">. </w:t>
-      </w:r>
-      <w:r>
-        <w:t>The lyrics are structured sequentially, meaning the song generated will follow the lyrics from top to bottom.</w:t>
+        <w:t>. The lyrics are structured sequentially, meaning the song generated will follow the lyrics from top to bottom.</w:t>
       </w:r>
     </w:p>
     <w:p>
@@ -450,55 +411,7 @@
         <w:ind w:firstLine="380"/>
       </w:pPr>
       <w:r>
-        <w:t>[intro]</w:t>
-      </w:r>
-      <w:r>
-        <w:t xml:space="preserve">, </w:t>
-      </w:r>
-      <w:r>
-        <w:t>[verse]</w:t>
-      </w:r>
-      <w:r>
-        <w:t xml:space="preserve">, </w:t>
-      </w:r>
-      <w:r>
-        <w:t>[pre-chorus]</w:t>
-      </w:r>
-      <w:r>
-        <w:t xml:space="preserve">, </w:t>
-      </w:r>
-      <w:r>
-        <w:t>[chorus]</w:t>
-      </w:r>
-      <w:r>
-        <w:t xml:space="preserve">, </w:t>
-      </w:r>
-      <w:r>
-        <w:t>[post-chorus]</w:t>
-      </w:r>
-      <w:r>
-        <w:t xml:space="preserve">, </w:t>
-      </w:r>
-      <w:r>
-        <w:t>[bridge]</w:t>
-      </w:r>
-      <w:r>
-        <w:t xml:space="preserve">, </w:t>
-      </w:r>
-      <w:r>
-        <w:t>[instrumental]</w:t>
-      </w:r>
-      <w:r>
-        <w:t xml:space="preserve">, </w:t>
-      </w:r>
-      <w:r>
-        <w:t>[solo]</w:t>
-      </w:r>
-      <w:r>
-        <w:t xml:space="preserve">, </w:t>
-      </w:r>
-      <w:r>
-        <w:t>[outro]</w:t>
+        <w:t>[intro], [verse], [pre-chorus], [chorus], [post-chorus], [bridge], [instrumental], [solo], [outro]</w:t>
       </w:r>
     </w:p>
     <w:p>
@@ -579,69 +492,49 @@
         <w:pStyle w:val="I9K2B"/>
       </w:pPr>
       <w:r>
-        <w:t xml:space="preserve">I am </w:t>
-      </w:r>
-      <w:proofErr w:type="gramStart"/>
-      <w:r>
-        <w:t>using .</w:t>
+        <w:t>I am using .</w:t>
       </w:r>
       <w:proofErr w:type="spellStart"/>
       <w:r>
         <w:t>yaml</w:t>
       </w:r>
       <w:proofErr w:type="spellEnd"/>
-      <w:proofErr w:type="gramEnd"/>
       <w:r>
         <w:t xml:space="preserve"> formatted files to store each individual song prompt.</w:t>
       </w:r>
       <w:r>
+        <w:t xml:space="preserve"> .</w:t>
+      </w:r>
+      <w:proofErr w:type="spellStart"/>
+      <w:r>
+        <w:t>yaml</w:t>
+      </w:r>
+      <w:proofErr w:type="spellEnd"/>
+      <w:r>
         <w:t xml:space="preserve"> </w:t>
       </w:r>
-      <w:proofErr w:type="gramStart"/>
-      <w:r>
-        <w:t>.</w:t>
+      <w:r>
+        <w:t xml:space="preserve">is a structured data format, which provides a simple platform for our automated pipeline to </w:t>
+      </w:r>
+      <w:r>
+        <w:t>ingest whilst avoiding some of the less human-friendly quality of other formats such as .</w:t>
+      </w:r>
+      <w:proofErr w:type="spellStart"/>
+      <w:r>
+        <w:t>json</w:t>
+      </w:r>
+      <w:proofErr w:type="spellEnd"/>
+      <w:r>
+        <w:t xml:space="preserve"> where </w:t>
+      </w:r>
+      <w:r>
+        <w:t>data typing, bracing and quotation are important. Essentially, .</w:t>
       </w:r>
       <w:proofErr w:type="spellStart"/>
       <w:r>
         <w:t>yaml</w:t>
       </w:r>
       <w:proofErr w:type="spellEnd"/>
-      <w:proofErr w:type="gramEnd"/>
-      <w:r>
-        <w:t xml:space="preserve"> </w:t>
-      </w:r>
-      <w:r>
-        <w:t xml:space="preserve">is a structured data format, which provides a simple platform for our automated pipeline to </w:t>
-      </w:r>
-      <w:r>
-        <w:t xml:space="preserve">ingest whilst avoiding some of the less human-friendly quality of other formats such </w:t>
-      </w:r>
-      <w:proofErr w:type="gramStart"/>
-      <w:r>
-        <w:t>as .</w:t>
-      </w:r>
-      <w:proofErr w:type="spellStart"/>
-      <w:r>
-        <w:t>json</w:t>
-      </w:r>
-      <w:proofErr w:type="spellEnd"/>
-      <w:proofErr w:type="gramEnd"/>
-      <w:r>
-        <w:t xml:space="preserve"> where </w:t>
-      </w:r>
-      <w:r>
-        <w:t>data typing, bracing and quotation are important. Essentially</w:t>
-      </w:r>
-      <w:proofErr w:type="gramStart"/>
-      <w:r>
-        <w:t>, .</w:t>
-      </w:r>
-      <w:proofErr w:type="spellStart"/>
-      <w:r>
-        <w:t>yaml</w:t>
-      </w:r>
-      <w:proofErr w:type="spellEnd"/>
-      <w:proofErr w:type="gramEnd"/>
       <w:r>
         <w:t xml:space="preserve"> is the best format for a human to work in directly whilst maintaining support for Python ingesting </w:t>
       </w:r>
@@ -721,24 +614,38 @@
           <w:i/>
           <w:iCs/>
         </w:rPr>
-        <w:t xml:space="preserve">almost always this is the genre, e.g. </w:t>
-      </w:r>
-      <w:proofErr w:type="gramStart"/>
+        <w:t>almost always this is the genre, e.g. heavy-metal</w:t>
+      </w:r>
+    </w:p>
+    <w:p>
+      <w:pPr>
+        <w:pStyle w:val="I9K2L"/>
+      </w:pPr>
+      <w:r>
+        <w:t>inspiration:</w:t>
+      </w:r>
+      <w:r>
+        <w:t xml:space="preserve"> </w:t>
+      </w:r>
       <w:r>
         <w:rPr>
           <w:i/>
           <w:iCs/>
         </w:rPr>
-        <w:t>heavy-metal</w:t>
-      </w:r>
-      <w:proofErr w:type="gramEnd"/>
+        <w:t>if a song is heavily inspired by another, I’ll enter the artist and song title here</w:t>
+      </w:r>
     </w:p>
     <w:p>
       <w:pPr>
         <w:pStyle w:val="I9K2L"/>
       </w:pPr>
-      <w:r>
-        <w:t>inspiration:</w:t>
+      <w:proofErr w:type="spellStart"/>
+      <w:r>
+        <w:t>inspirationyt</w:t>
+      </w:r>
+      <w:proofErr w:type="spellEnd"/>
+      <w:r>
+        <w:t>:</w:t>
       </w:r>
       <w:r>
         <w:t xml:space="preserve"> </w:t>
@@ -748,177 +655,142 @@
           <w:i/>
           <w:iCs/>
         </w:rPr>
-        <w:t>if a song is heavily inspired by another, I’ll enter the artist and song title here</w:t>
-      </w:r>
-    </w:p>
-    <w:p>
-      <w:pPr>
-        <w:pStyle w:val="I9K2L"/>
-      </w:pPr>
-      <w:proofErr w:type="spellStart"/>
-      <w:r>
-        <w:t>inspirationyt</w:t>
-      </w:r>
-      <w:proofErr w:type="spellEnd"/>
-      <w:r>
-        <w:t>:</w:t>
-      </w:r>
-      <w:r>
-        <w:t xml:space="preserve"> </w:t>
-      </w:r>
+        <w:t xml:space="preserve">better still to include a direct </w:t>
+      </w:r>
+      <w:proofErr w:type="spellStart"/>
       <w:r>
         <w:rPr>
           <w:i/>
           <w:iCs/>
         </w:rPr>
-        <w:t xml:space="preserve">better still to include a direct </w:t>
-      </w:r>
-      <w:proofErr w:type="spellStart"/>
+        <w:t>url</w:t>
+      </w:r>
+      <w:proofErr w:type="spellEnd"/>
       <w:r>
         <w:rPr>
           <w:i/>
           <w:iCs/>
         </w:rPr>
-        <w:t>url</w:t>
-      </w:r>
-      <w:proofErr w:type="spellEnd"/>
+        <w:t xml:space="preserve"> to </w:t>
+      </w:r>
       <w:r>
         <w:rPr>
           <w:i/>
           <w:iCs/>
         </w:rPr>
-        <w:t xml:space="preserve"> to </w:t>
-      </w:r>
+        <w:t xml:space="preserve">the inspiration song, primarily using YouTube </w:t>
+      </w:r>
+      <w:proofErr w:type="spellStart"/>
       <w:r>
         <w:rPr>
           <w:i/>
           <w:iCs/>
         </w:rPr>
-        <w:t xml:space="preserve">the inspiration song, primarily using YouTube </w:t>
-      </w:r>
-      <w:proofErr w:type="spellStart"/>
+        <w:t>urls</w:t>
+      </w:r>
+      <w:proofErr w:type="spellEnd"/>
       <w:r>
         <w:rPr>
           <w:i/>
           <w:iCs/>
         </w:rPr>
-        <w:t>urls</w:t>
-      </w:r>
-      <w:proofErr w:type="spellEnd"/>
-      <w:r>
+        <w:t xml:space="preserve"> to enable embedding of inspiration sources</w:t>
+      </w:r>
+    </w:p>
+    <w:p>
+      <w:pPr>
+        <w:pStyle w:val="I9K2L"/>
         <w:rPr>
           <w:i/>
           <w:iCs/>
         </w:rPr>
-        <w:t xml:space="preserve"> to enable embedding of inspiration sources</w:t>
-      </w:r>
-    </w:p>
-    <w:p>
-      <w:pPr>
-        <w:pStyle w:val="I9K2L"/>
+      </w:pPr>
+      <w:r>
+        <w:t>language</w:t>
+      </w:r>
+      <w:r>
         <w:rPr>
           <w:i/>
           <w:iCs/>
         </w:rPr>
-      </w:pPr>
-      <w:r>
-        <w:t>language</w:t>
+        <w:t xml:space="preserve">: </w:t>
       </w:r>
       <w:r>
         <w:rPr>
           <w:i/>
           <w:iCs/>
         </w:rPr>
-        <w:t xml:space="preserve">: </w:t>
+        <w:t>this is an optional field, only ever populated when a song is generated in a non-English language. We complete this with the two-char code for the language used, e.g. Spanish is es, Romanian is ro. This is later used by the lyric alignment workflow and for GBR language-based filtering.</w:t>
+      </w:r>
+    </w:p>
+    <w:p>
+      <w:pPr>
+        <w:pStyle w:val="I9K2L"/>
+      </w:pPr>
+      <w:r>
+        <w:t xml:space="preserve">story: </w:t>
+      </w:r>
+      <w:r>
+        <w:t xml:space="preserve"> </w:t>
       </w:r>
       <w:r>
         <w:rPr>
           <w:i/>
           <w:iCs/>
         </w:rPr>
-        <w:t>this is an optional field, only ever populated when a song is generated in a non-English language. We complete this with the two-char code for the language used, e.g. Spanish is es, Romanian is ro. This is later used by the lyric alignment workflow and for GBR language-based filtering.</w:t>
-      </w:r>
-    </w:p>
-    <w:p>
-      <w:pPr>
-        <w:pStyle w:val="I9K2L"/>
-      </w:pPr>
-      <w:r>
-        <w:t xml:space="preserve">story: </w:t>
-      </w:r>
-      <w:r>
-        <w:t xml:space="preserve"> </w:t>
+        <w:t xml:space="preserve">any narrative relating to the song, which is intended for humans to read. This is not used during encoding or </w:t>
       </w:r>
       <w:r>
         <w:rPr>
           <w:i/>
           <w:iCs/>
         </w:rPr>
-        <w:t xml:space="preserve">any narrative relating to the song, which is intended for humans to read. This is not used during encoding or </w:t>
+        <w:t>diffusion;</w:t>
       </w:r>
       <w:r>
         <w:rPr>
           <w:i/>
           <w:iCs/>
         </w:rPr>
-        <w:t>diffusion;</w:t>
+        <w:t xml:space="preserve"> it’s a purely human field.</w:t>
+      </w:r>
+    </w:p>
+    <w:p>
+      <w:pPr>
+        <w:pStyle w:val="I9K2L"/>
+      </w:pPr>
+      <w:r>
+        <w:t>caption: |</w:t>
+      </w:r>
+      <w:r>
+        <w:t xml:space="preserve"> </w:t>
       </w:r>
       <w:r>
         <w:rPr>
           <w:i/>
           <w:iCs/>
         </w:rPr>
-        <w:t xml:space="preserve"> it’s a purely human field.</w:t>
-      </w:r>
-    </w:p>
-    <w:p>
-      <w:pPr>
-        <w:pStyle w:val="I9K2L"/>
-      </w:pPr>
-      <w:r>
-        <w:t>caption: |</w:t>
-      </w:r>
-      <w:r>
-        <w:t xml:space="preserve"> </w:t>
+        <w:t>the caption as defined above, “</w:t>
+      </w:r>
+      <w:r>
+        <w:t xml:space="preserve">|” </w:t>
       </w:r>
       <w:r>
         <w:rPr>
           <w:i/>
           <w:iCs/>
         </w:rPr>
-        <w:t>the caption as defined above, “</w:t>
-      </w:r>
-      <w:r>
-        <w:t>|</w:t>
-      </w:r>
-      <w:r>
-        <w:t xml:space="preserve">” </w:t>
-      </w:r>
+        <w:t>is the .</w:t>
+      </w:r>
+      <w:proofErr w:type="spellStart"/>
       <w:r>
         <w:rPr>
           <w:i/>
           <w:iCs/>
         </w:rPr>
-        <w:t xml:space="preserve">is </w:t>
-      </w:r>
-      <w:proofErr w:type="gramStart"/>
-      <w:r>
-        <w:rPr>
-          <w:i/>
-          <w:iCs/>
-        </w:rPr>
-        <w:t>the .</w:t>
-      </w:r>
-      <w:proofErr w:type="spellStart"/>
-      <w:r>
-        <w:rPr>
-          <w:i/>
-          <w:iCs/>
-        </w:rPr>
         <w:t>yaml</w:t>
       </w:r>
       <w:proofErr w:type="spellEnd"/>
-      <w:proofErr w:type="gramEnd"/>
       <w:r>
         <w:rPr>
           <w:i/>
@@ -985,31 +857,21 @@
         <w:pStyle w:val="I9K2B"/>
       </w:pPr>
       <w:r>
-        <w:t xml:space="preserve">As the above demonstrates, it is not </w:t>
-      </w:r>
-      <w:proofErr w:type="gramStart"/>
-      <w:r>
-        <w:t>one .</w:t>
+        <w:t>As the above demonstrates, it is not one .</w:t>
       </w:r>
       <w:proofErr w:type="spellStart"/>
       <w:r>
         <w:t>yaml</w:t>
       </w:r>
       <w:proofErr w:type="spellEnd"/>
-      <w:proofErr w:type="gramEnd"/>
-      <w:r>
-        <w:t xml:space="preserve"> for a song, it is </w:t>
-      </w:r>
-      <w:proofErr w:type="gramStart"/>
-      <w:r>
-        <w:t>one .</w:t>
+      <w:r>
+        <w:t xml:space="preserve"> for a song, it is one .</w:t>
       </w:r>
       <w:proofErr w:type="spellStart"/>
       <w:r>
         <w:t>yaml</w:t>
       </w:r>
       <w:proofErr w:type="spellEnd"/>
-      <w:proofErr w:type="gramEnd"/>
       <w:r>
         <w:t xml:space="preserve"> for a song </w:t>
       </w:r>
@@ -1024,18 +886,13 @@
         <w:t>genre</w:t>
       </w:r>
       <w:r>
-        <w:t xml:space="preserve">, if I had my song the-ball-beyond-the-gate in 10 genres, I would have </w:t>
-      </w:r>
-      <w:proofErr w:type="gramStart"/>
-      <w:r>
-        <w:t>10 .</w:t>
+        <w:t>, if I had my song the-ball-beyond-the-gate in 10 genres, I would have 10 .</w:t>
       </w:r>
       <w:proofErr w:type="spellStart"/>
       <w:r>
         <w:t>yamls</w:t>
       </w:r>
       <w:proofErr w:type="spellEnd"/>
-      <w:proofErr w:type="gramEnd"/>
       <w:r>
         <w:t>, this is the unique identifier for a song, the combination of these two values.</w:t>
       </w:r>
@@ -1050,18 +907,13 @@
         <w:pStyle w:val="I9K2B"/>
       </w:pPr>
       <w:r>
-        <w:t xml:space="preserve">We then save </w:t>
-      </w:r>
-      <w:proofErr w:type="gramStart"/>
-      <w:r>
-        <w:t>our .</w:t>
+        <w:t>We then save our .</w:t>
       </w:r>
       <w:proofErr w:type="spellStart"/>
       <w:r>
         <w:t>yaml</w:t>
       </w:r>
       <w:proofErr w:type="spellEnd"/>
-      <w:proofErr w:type="gramEnd"/>
       <w:r>
         <w:t xml:space="preserve"> into a directory of our choosing and it’s time to pass it into the automated pipeline!</w:t>
       </w:r>
@@ -1121,18 +973,13 @@
         <w:pStyle w:val="I9K2B"/>
       </w:pPr>
       <w:r>
-        <w:t xml:space="preserve">We can supply predefined parameters within </w:t>
-      </w:r>
-      <w:proofErr w:type="gramStart"/>
-      <w:r>
-        <w:t>our .</w:t>
+        <w:t>We can supply predefined parameters within our .</w:t>
       </w:r>
       <w:proofErr w:type="spellStart"/>
       <w:r>
         <w:t>yaml</w:t>
       </w:r>
       <w:proofErr w:type="spellEnd"/>
-      <w:proofErr w:type="gramEnd"/>
       <w:r>
         <w:t xml:space="preserve"> to force specific values for generation, we can define parameter ranges within </w:t>
       </w:r>
@@ -1150,80 +997,80 @@
         <w:pStyle w:val="I9K3H"/>
       </w:pPr>
       <w:r>
+        <w:t>Predefined parameters</w:t>
+      </w:r>
+    </w:p>
+    <w:p>
+      <w:pPr>
+        <w:pStyle w:val="I9K4H"/>
+      </w:pPr>
+      <w:proofErr w:type="spellStart"/>
+      <w:r>
+        <w:t>yaml</w:t>
+      </w:r>
+      <w:proofErr w:type="spellEnd"/>
+    </w:p>
+    <w:p>
+      <w:pPr>
+        <w:pStyle w:val="I9K4B"/>
+      </w:pPr>
+      <w:r>
+        <w:t xml:space="preserve">In addition to the </w:t>
+      </w:r>
+      <w:r>
+        <w:t>rows already defined above for our .</w:t>
+      </w:r>
+      <w:proofErr w:type="spellStart"/>
+      <w:r>
+        <w:t>yaml</w:t>
+      </w:r>
+      <w:proofErr w:type="spellEnd"/>
+      <w:r>
+        <w:t xml:space="preserve"> file, the following fields should also be included, either blank or pre-populated if specific parameters are desired:</w:t>
+      </w:r>
+    </w:p>
+    <w:p>
+      <w:pPr>
+        <w:pStyle w:val="I9K4L"/>
+        <w:numPr>
+          <w:ilvl w:val="0"/>
+          <w:numId w:val="14"/>
+        </w:numPr>
+      </w:pPr>
+      <w:r>
         <w:lastRenderedPageBreak/>
-        <w:t>Predefined parameters</w:t>
-      </w:r>
-    </w:p>
-    <w:p>
-      <w:pPr>
-        <w:pStyle w:val="I9K3B"/>
-      </w:pPr>
-      <w:r>
-        <w:t xml:space="preserve">In addition to the </w:t>
-      </w:r>
-      <w:r>
-        <w:t xml:space="preserve">rows already defined above for </w:t>
-      </w:r>
-      <w:proofErr w:type="gramStart"/>
-      <w:r>
-        <w:t>our</w:t>
-      </w:r>
-      <w:proofErr w:type="gramEnd"/>
-      <w:r>
-        <w:t xml:space="preserve"> .</w:t>
-      </w:r>
-      <w:proofErr w:type="spellStart"/>
-      <w:r>
-        <w:t>yaml</w:t>
-      </w:r>
-      <w:proofErr w:type="spellEnd"/>
-      <w:r>
-        <w:t xml:space="preserve"> file, the following fields should also be included, either blank or pre-populated if specific parameters are desired:</w:t>
-      </w:r>
-    </w:p>
-    <w:p>
-      <w:pPr>
-        <w:pStyle w:val="I9K3L"/>
-      </w:pPr>
-      <w:r>
-        <w:t xml:space="preserve">title: </w:t>
+        <w:t xml:space="preserve">title:  </w:t>
+      </w:r>
+      <w:r>
+        <w:rPr>
+          <w:color w:val="EE0000"/>
+        </w:rPr>
+        <w:t>as above</w:t>
+      </w:r>
+    </w:p>
+    <w:p>
+      <w:pPr>
+        <w:pStyle w:val="I9K4L"/>
+      </w:pPr>
+      <w:r>
+        <w:t xml:space="preserve">version:  </w:t>
+      </w:r>
+      <w:r>
+        <w:rPr>
+          <w:color w:val="EE0000"/>
+        </w:rPr>
+        <w:t>as above</w:t>
       </w:r>
       <w:r>
         <w:t xml:space="preserve"> </w:t>
       </w:r>
-      <w:r>
-        <w:rPr>
-          <w:color w:val="EE0000"/>
-        </w:rPr>
-        <w:t>as above</w:t>
-      </w:r>
-    </w:p>
-    <w:p>
-      <w:pPr>
-        <w:pStyle w:val="I9K3L"/>
-      </w:pPr>
-      <w:r>
-        <w:t xml:space="preserve">version:  </w:t>
-      </w:r>
-      <w:r>
-        <w:rPr>
-          <w:color w:val="EE0000"/>
-        </w:rPr>
-        <w:t>as above</w:t>
-      </w:r>
-      <w:r>
-        <w:t xml:space="preserve"> </w:t>
-      </w:r>
-    </w:p>
-    <w:p>
-      <w:pPr>
-        <w:pStyle w:val="I9K3L"/>
-      </w:pPr>
-      <w:r>
-        <w:t>model:</w:t>
-      </w:r>
-      <w:r>
-        <w:t xml:space="preserve"> </w:t>
+    </w:p>
+    <w:p>
+      <w:pPr>
+        <w:pStyle w:val="I9K4L"/>
+      </w:pPr>
+      <w:r>
+        <w:t xml:space="preserve">model: </w:t>
       </w:r>
       <w:r>
         <w:t xml:space="preserve">define a specific model family to use, after my initial experiments with </w:t>
@@ -1242,18 +1089,13 @@
       </w:r>
       <w:proofErr w:type="spellEnd"/>
       <w:r>
-        <w:t xml:space="preserve"> vast majority of songs have been generated using minimax H3, meaning nearly </w:t>
-      </w:r>
-      <w:proofErr w:type="gramStart"/>
-      <w:r>
-        <w:t>all .</w:t>
+        <w:t xml:space="preserve"> vast majority of songs have been generated using minimax H3, meaning nearly all .</w:t>
       </w:r>
       <w:proofErr w:type="spellStart"/>
       <w:r>
         <w:t>yamls</w:t>
       </w:r>
       <w:proofErr w:type="spellEnd"/>
-      <w:proofErr w:type="gramEnd"/>
       <w:r>
         <w:t xml:space="preserve"> within my </w:t>
       </w:r>
@@ -1263,7 +1105,7 @@
     </w:p>
     <w:p>
       <w:pPr>
-        <w:pStyle w:val="I9K3L"/>
+        <w:pStyle w:val="I9K4L"/>
       </w:pPr>
       <w:proofErr w:type="spellStart"/>
       <w:r>
@@ -1279,7 +1121,7 @@
     </w:p>
     <w:p>
       <w:pPr>
-        <w:pStyle w:val="I9K3L"/>
+        <w:pStyle w:val="I9K4L"/>
       </w:pPr>
       <w:proofErr w:type="spellStart"/>
       <w:r>
@@ -1295,7 +1137,7 @@
     </w:p>
     <w:p>
       <w:pPr>
-        <w:pStyle w:val="I9K3L"/>
+        <w:pStyle w:val="I9K4L"/>
       </w:pPr>
       <w:proofErr w:type="spellStart"/>
       <w:r>
@@ -1317,7 +1159,7 @@
     </w:p>
     <w:p>
       <w:pPr>
-        <w:pStyle w:val="I9K3L"/>
+        <w:pStyle w:val="I9K4L"/>
       </w:pPr>
       <w:proofErr w:type="spellStart"/>
       <w:r>
@@ -1336,7 +1178,7 @@
     </w:p>
     <w:p>
       <w:pPr>
-        <w:pStyle w:val="I9K3L"/>
+        <w:pStyle w:val="I9K4L"/>
       </w:pPr>
       <w:proofErr w:type="spellStart"/>
       <w:r>
@@ -1358,7 +1200,7 @@
     </w:p>
     <w:p>
       <w:pPr>
-        <w:pStyle w:val="I9K3L"/>
+        <w:pStyle w:val="I9K4L"/>
       </w:pPr>
       <w:r>
         <w:t xml:space="preserve">sampler: </w:t>
@@ -1375,7 +1217,7 @@
     </w:p>
     <w:p>
       <w:pPr>
-        <w:pStyle w:val="I9K3L"/>
+        <w:pStyle w:val="I9K4L"/>
       </w:pPr>
       <w:r>
         <w:t>scheduler:</w:t>
@@ -1389,7 +1231,7 @@
     </w:p>
     <w:p>
       <w:pPr>
-        <w:pStyle w:val="I9K3L"/>
+        <w:pStyle w:val="I9K4L"/>
       </w:pPr>
       <w:proofErr w:type="spellStart"/>
       <w:r>
@@ -1405,7 +1247,7 @@
     </w:p>
     <w:p>
       <w:pPr>
-        <w:pStyle w:val="I9K3L"/>
+        <w:pStyle w:val="I9K4L"/>
       </w:pPr>
       <w:proofErr w:type="spellStart"/>
       <w:r>
@@ -1421,7 +1263,7 @@
     </w:p>
     <w:p>
       <w:pPr>
-        <w:pStyle w:val="I9K3L"/>
+        <w:pStyle w:val="I9K4L"/>
       </w:pPr>
       <w:proofErr w:type="spellStart"/>
       <w:r>
@@ -1434,13 +1276,8 @@
       <w:r>
         <w:t xml:space="preserve"> the number of sampling steps applied. </w:t>
       </w:r>
-      <w:proofErr w:type="gramStart"/>
-      <w:r>
-        <w:t>Typically</w:t>
-      </w:r>
-      <w:proofErr w:type="gramEnd"/>
-      <w:r>
-        <w:t xml:space="preserve"> this will be a value between 30 and 40. Values below 30 will result in some unusual sounding songs, not always </w:t>
+      <w:r>
+        <w:t xml:space="preserve">Typically this will be a value between 30 and 40. Values below 30 will result in some unusual sounding songs, not always </w:t>
       </w:r>
       <w:r>
         <w:rPr>
@@ -1450,23 +1287,7 @@
         <w:t>bad</w:t>
       </w:r>
       <w:r>
-        <w:t xml:space="preserve"> but </w:t>
-      </w:r>
-      <w:proofErr w:type="gramStart"/>
-      <w:r>
-        <w:t>more often than not</w:t>
-      </w:r>
-      <w:proofErr w:type="gramEnd"/>
-      <w:r>
-        <w:t xml:space="preserve"> they will be rather </w:t>
-      </w:r>
-      <w:proofErr w:type="gramStart"/>
-      <w:r>
-        <w:t>unhinged .</w:t>
-      </w:r>
-      <w:proofErr w:type="gramEnd"/>
-      <w:r>
-        <w:t xml:space="preserve"> Values above 40 will benefit little for additional steps, </w:t>
+        <w:t xml:space="preserve"> but more often than not they will be rather unhinged . Values above 40 will benefit little for additional steps, </w:t>
       </w:r>
       <w:r>
         <w:t>I have noticed sometimes that very high values will result in songs that are too refined and have become almost robotic.</w:t>
@@ -1474,7 +1295,7 @@
     </w:p>
     <w:p>
       <w:pPr>
-        <w:pStyle w:val="I9K3L"/>
+        <w:pStyle w:val="I9K4L"/>
       </w:pPr>
       <w:r>
         <w:t xml:space="preserve">inspiration:  </w:t>
@@ -1488,7 +1309,7 @@
     </w:p>
     <w:p>
       <w:pPr>
-        <w:pStyle w:val="I9K3L"/>
+        <w:pStyle w:val="I9K4L"/>
       </w:pPr>
       <w:proofErr w:type="spellStart"/>
       <w:r>
@@ -1507,7 +1328,7 @@
     </w:p>
     <w:p>
       <w:pPr>
-        <w:pStyle w:val="I9K3L"/>
+        <w:pStyle w:val="I9K4L"/>
       </w:pPr>
       <w:r>
         <w:t xml:space="preserve">story:   </w:t>
@@ -1521,32 +1342,21 @@
     </w:p>
     <w:p>
       <w:pPr>
-        <w:pStyle w:val="I9K3L"/>
-      </w:pPr>
-      <w:r>
-        <w:t xml:space="preserve">caption: </w:t>
-      </w:r>
-      <w:proofErr w:type="gramStart"/>
-      <w:r>
-        <w:t xml:space="preserve">|  </w:t>
-      </w:r>
-      <w:r>
-        <w:rPr>
-          <w:color w:val="EE0000"/>
-        </w:rPr>
-        <w:t>as</w:t>
-      </w:r>
-      <w:proofErr w:type="gramEnd"/>
-      <w:r>
-        <w:rPr>
-          <w:color w:val="EE0000"/>
-        </w:rPr>
-        <w:t xml:space="preserve"> above</w:t>
-      </w:r>
-    </w:p>
-    <w:p>
-      <w:pPr>
-        <w:pStyle w:val="I9K3L"/>
+        <w:pStyle w:val="I9K4L"/>
+      </w:pPr>
+      <w:r>
+        <w:t xml:space="preserve">caption: |  </w:t>
+      </w:r>
+      <w:r>
+        <w:rPr>
+          <w:color w:val="EE0000"/>
+        </w:rPr>
+        <w:t>as above</w:t>
+      </w:r>
+    </w:p>
+    <w:p>
+      <w:pPr>
+        <w:pStyle w:val="I9K4L"/>
       </w:pPr>
       <w:r>
         <w:t xml:space="preserve">lyrics: |   </w:t>
@@ -1573,23 +1383,882 @@
     </w:p>
     <w:p>
       <w:pPr>
-        <w:pStyle w:val="I9K3B"/>
-      </w:pPr>
-      <w:r>
-        <w:t xml:space="preserve">Any values not populated will be infilled by the pipeline runner. If the values are missing from </w:t>
-      </w:r>
-      <w:proofErr w:type="gramStart"/>
-      <w:r>
-        <w:t>the .</w:t>
+        <w:pStyle w:val="I9K4B"/>
+      </w:pPr>
+      <w:r>
+        <w:t>Any values not populated will be infilled by the pipeline runner. If the values are missing from the .</w:t>
       </w:r>
       <w:proofErr w:type="spellStart"/>
       <w:r>
         <w:t>yaml</w:t>
       </w:r>
       <w:proofErr w:type="spellEnd"/>
-      <w:proofErr w:type="gramEnd"/>
       <w:r>
         <w:t xml:space="preserve"> entirely, they will be added by the pipeline runner after generation is completed.</w:t>
+      </w:r>
+    </w:p>
+    <w:p>
+      <w:pPr>
+        <w:pStyle w:val="I9K4H"/>
+      </w:pPr>
+      <w:r>
+        <w:t>Directory</w:t>
+      </w:r>
+    </w:p>
+    <w:p>
+      <w:pPr>
+        <w:pStyle w:val="I9K4B"/>
+      </w:pPr>
+      <w:r>
+        <w:t>The following parameters are available to specify target directories:</w:t>
+      </w:r>
+    </w:p>
+    <w:p>
+      <w:pPr>
+        <w:pStyle w:val="I9K4B"/>
+        <w:rPr>
+          <w:b/>
+          <w:bCs/>
+          <w:color w:val="EE0000"/>
+          <w:sz w:val="32"/>
+          <w:szCs w:val="40"/>
+        </w:rPr>
+      </w:pPr>
+      <w:r>
+        <w:rPr>
+          <w:b/>
+          <w:bCs/>
+          <w:color w:val="EE0000"/>
+          <w:sz w:val="32"/>
+          <w:szCs w:val="40"/>
+        </w:rPr>
+        <w:t>mode = directory</w:t>
+      </w:r>
+      <w:r>
+        <w:rPr>
+          <w:b/>
+          <w:bCs/>
+          <w:color w:val="EE0000"/>
+          <w:sz w:val="32"/>
+          <w:szCs w:val="40"/>
+        </w:rPr>
+        <w:t xml:space="preserve"> why?</w:t>
+      </w:r>
+    </w:p>
+    <w:p>
+      <w:pPr>
+        <w:pStyle w:val="I9K4L"/>
+      </w:pPr>
+      <w:proofErr w:type="spellStart"/>
+      <w:r>
+        <w:t>source_dir</w:t>
+      </w:r>
+      <w:proofErr w:type="spellEnd"/>
+      <w:r>
+        <w:t xml:space="preserve"> = E:\</w:t>
+      </w:r>
+      <w:r>
+        <w:t xml:space="preserve">GenerationPending </w:t>
+      </w:r>
+      <w:r>
+        <w:rPr>
+          <w:color w:val="EE0000"/>
+        </w:rPr>
+        <w:t>: the directory where we are looking for .</w:t>
+      </w:r>
+      <w:proofErr w:type="spellStart"/>
+      <w:r>
+        <w:rPr>
+          <w:color w:val="EE0000"/>
+        </w:rPr>
+        <w:t>yamls</w:t>
+      </w:r>
+      <w:proofErr w:type="spellEnd"/>
+      <w:r>
+        <w:rPr>
+          <w:color w:val="EE0000"/>
+        </w:rPr>
+        <w:t xml:space="preserve"> to generate, if pointed at a directory containing .</w:t>
+      </w:r>
+      <w:proofErr w:type="spellStart"/>
+      <w:r>
+        <w:rPr>
+          <w:color w:val="EE0000"/>
+        </w:rPr>
+        <w:t>yaml</w:t>
+      </w:r>
+      <w:proofErr w:type="spellEnd"/>
+      <w:r>
+        <w:rPr>
+          <w:color w:val="EE0000"/>
+        </w:rPr>
+        <w:t xml:space="preserve"> files from past generations, it will pick these up too, </w:t>
+      </w:r>
+      <w:r>
+        <w:rPr>
+          <w:color w:val="EE0000"/>
+        </w:rPr>
+        <w:t>allowing for easy reruns with new parameters</w:t>
+      </w:r>
+    </w:p>
+    <w:p>
+      <w:pPr>
+        <w:pStyle w:val="I9K4L"/>
+      </w:pPr>
+      <w:r>
+        <w:t>recursive = true</w:t>
+      </w:r>
+      <w:r>
+        <w:t xml:space="preserve"> </w:t>
+      </w:r>
+      <w:r>
+        <w:rPr>
+          <w:color w:val="EE0000"/>
+        </w:rPr>
+        <w:t xml:space="preserve">: true/false statement, defines if the pipeline runner should look beyond just the source directory and discover files </w:t>
+      </w:r>
+      <w:r>
+        <w:rPr>
+          <w:color w:val="EE0000"/>
+        </w:rPr>
+        <w:t>further down</w:t>
+      </w:r>
+    </w:p>
+    <w:p>
+      <w:pPr>
+        <w:pStyle w:val="I9K4L"/>
+        <w:rPr>
+          <w:color w:val="EE0000"/>
+        </w:rPr>
+      </w:pPr>
+      <w:proofErr w:type="spellStart"/>
+      <w:r>
+        <w:t>min_depth</w:t>
+      </w:r>
+      <w:proofErr w:type="spellEnd"/>
+      <w:r>
+        <w:t xml:space="preserve"> = 0</w:t>
+      </w:r>
+      <w:r>
+        <w:t xml:space="preserve"> </w:t>
+      </w:r>
+      <w:r>
+        <w:rPr>
+          <w:color w:val="EE0000"/>
+        </w:rPr>
+        <w:t>: a minimum depth, used when the parent directory contains .</w:t>
+      </w:r>
+      <w:proofErr w:type="spellStart"/>
+      <w:r>
+        <w:rPr>
+          <w:color w:val="EE0000"/>
+        </w:rPr>
+        <w:t>yaml</w:t>
+      </w:r>
+      <w:proofErr w:type="spellEnd"/>
+      <w:r>
+        <w:rPr>
+          <w:color w:val="EE0000"/>
+        </w:rPr>
+        <w:t xml:space="preserve"> files not destined for regeneration, such as general song descriptors</w:t>
+      </w:r>
+    </w:p>
+    <w:p>
+      <w:pPr>
+        <w:pStyle w:val="I9K4H"/>
+      </w:pPr>
+      <w:r>
+        <w:t>Run Mode</w:t>
+      </w:r>
+    </w:p>
+    <w:p>
+      <w:pPr>
+        <w:pStyle w:val="I9K4B"/>
+      </w:pPr>
+      <w:r>
+        <w:t xml:space="preserve">Two running modes are </w:t>
+      </w:r>
+      <w:r>
+        <w:t>setup for the pipeline runner:</w:t>
+      </w:r>
+    </w:p>
+    <w:p>
+      <w:pPr>
+        <w:pStyle w:val="I9K4L"/>
+      </w:pPr>
+      <w:r>
+        <w:t>Full: Each job sent to a worker will run the text encoding followed immediately by diffusion</w:t>
+      </w:r>
+    </w:p>
+    <w:p>
+      <w:pPr>
+        <w:pStyle w:val="I9K4L"/>
+      </w:pPr>
+      <w:r>
+        <w:t>Cached</w:t>
+      </w:r>
+      <w:r>
+        <w:t xml:space="preserve">: Each job sent to a worker generates text encoding, which is stored as a cache file locally with the pipeline runner. That cache file can then be picked up by any other worker to perform diffusion. This can be useful if compute resource is limited. As diffusion requires considerably less compute than encoding, it may be desired to dedicate a more powerful compute source to encoding and have a weaker compute for diffusion. </w:t>
+      </w:r>
+    </w:p>
+    <w:p>
+      <w:pPr>
+        <w:pStyle w:val="I9K4L"/>
+        <w:rPr>
+          <w:b/>
+          <w:bCs/>
+          <w:color w:val="EE0000"/>
+          <w:sz w:val="36"/>
+          <w:szCs w:val="44"/>
+        </w:rPr>
+      </w:pPr>
+      <w:proofErr w:type="spellStart"/>
+      <w:r>
+        <w:rPr>
+          <w:b/>
+          <w:bCs/>
+          <w:color w:val="EE0000"/>
+          <w:sz w:val="36"/>
+          <w:szCs w:val="44"/>
+        </w:rPr>
+        <w:t>rerun_id</w:t>
+      </w:r>
+      <w:proofErr w:type="spellEnd"/>
+      <w:r>
+        <w:rPr>
+          <w:b/>
+          <w:bCs/>
+          <w:color w:val="EE0000"/>
+          <w:sz w:val="36"/>
+          <w:szCs w:val="44"/>
+        </w:rPr>
+        <w:t xml:space="preserve"> = auto</w:t>
+      </w:r>
+      <w:r>
+        <w:rPr>
+          <w:b/>
+          <w:bCs/>
+          <w:color w:val="EE0000"/>
+          <w:sz w:val="36"/>
+          <w:szCs w:val="44"/>
+        </w:rPr>
+        <w:t xml:space="preserve"> why</w:t>
+      </w:r>
+    </w:p>
+    <w:p>
+      <w:pPr>
+        <w:pStyle w:val="I9K4H"/>
+      </w:pPr>
+      <w:r>
+        <w:lastRenderedPageBreak/>
+        <w:t>Worker</w:t>
+      </w:r>
+      <w:r>
+        <w:t xml:space="preserve"> </w:t>
+      </w:r>
+    </w:p>
+    <w:p>
+      <w:pPr>
+        <w:pStyle w:val="I9K4B"/>
+      </w:pPr>
+      <w:r>
+        <w:t xml:space="preserve">The configuration setup defines the worker(s) who will complete the encoding and diffusion process. One or more workers can be defined, </w:t>
+      </w:r>
+      <w:r>
+        <w:t>which allows multiple jobs to be shared across different compute platforms.</w:t>
+      </w:r>
+    </w:p>
+    <w:p>
+      <w:pPr>
+        <w:pStyle w:val="I9K4B"/>
+      </w:pPr>
+      <w:r>
+        <w:t>This could be a combination of local compute and cloud based compute.</w:t>
+      </w:r>
+    </w:p>
+    <w:p>
+      <w:pPr>
+        <w:pStyle w:val="I9K4B"/>
+      </w:pPr>
+      <w:r>
+        <w:t xml:space="preserve">Each worker </w:t>
+      </w:r>
+      <w:r>
+        <w:t>has the following parameters defined:</w:t>
+      </w:r>
+    </w:p>
+    <w:p>
+      <w:pPr>
+        <w:pStyle w:val="I9K4L"/>
+        <w:numPr>
+          <w:ilvl w:val="0"/>
+          <w:numId w:val="15"/>
+        </w:numPr>
+      </w:pPr>
+      <w:r>
+        <w:t>[</w:t>
+      </w:r>
+      <w:proofErr w:type="spellStart"/>
+      <w:r>
+        <w:t>worker.runpod_a</w:t>
+      </w:r>
+      <w:proofErr w:type="spellEnd"/>
+      <w:r>
+        <w:t>]</w:t>
+      </w:r>
+      <w:r>
+        <w:t xml:space="preserve"> : </w:t>
+      </w:r>
+      <w:r>
+        <w:rPr>
+          <w:color w:val="EE0000"/>
+        </w:rPr>
+        <w:t>the workers name</w:t>
+      </w:r>
+    </w:p>
+    <w:p>
+      <w:pPr>
+        <w:pStyle w:val="I9K4L"/>
+        <w:numPr>
+          <w:ilvl w:val="0"/>
+          <w:numId w:val="15"/>
+        </w:numPr>
+      </w:pPr>
+      <w:r>
+        <w:t>enabled = false</w:t>
+      </w:r>
+      <w:r>
+        <w:t xml:space="preserve"> </w:t>
+      </w:r>
+      <w:r>
+        <w:rPr>
+          <w:color w:val="EE0000"/>
+        </w:rPr>
+        <w:t>: a true/false switch, allows for workers to be disabled without requiring deletion</w:t>
+      </w:r>
+    </w:p>
+    <w:p>
+      <w:pPr>
+        <w:pStyle w:val="I9K4L"/>
+        <w:numPr>
+          <w:ilvl w:val="0"/>
+          <w:numId w:val="15"/>
+        </w:numPr>
+      </w:pPr>
+      <w:r>
+        <w:t xml:space="preserve">name = </w:t>
+      </w:r>
+      <w:proofErr w:type="spellStart"/>
+      <w:r>
+        <w:t>RunPod</w:t>
+      </w:r>
+      <w:proofErr w:type="spellEnd"/>
+      <w:r>
+        <w:t xml:space="preserve"> A40</w:t>
+      </w:r>
+      <w:r>
+        <w:t xml:space="preserve"> </w:t>
+      </w:r>
+      <w:r>
+        <w:rPr>
+          <w:color w:val="EE0000"/>
+        </w:rPr>
+        <w:t>: a human friendly name</w:t>
+      </w:r>
+    </w:p>
+    <w:p>
+      <w:pPr>
+        <w:pStyle w:val="I9K4L"/>
+        <w:numPr>
+          <w:ilvl w:val="0"/>
+          <w:numId w:val="15"/>
+        </w:numPr>
+      </w:pPr>
+      <w:proofErr w:type="spellStart"/>
+      <w:r>
+        <w:t>url</w:t>
+      </w:r>
+      <w:proofErr w:type="spellEnd"/>
+      <w:r>
+        <w:t xml:space="preserve"> = </w:t>
+      </w:r>
+      <w:hyperlink r:id="rId6" w:history="1">
+        <w:r>
+          <w:rPr>
+            <w:rStyle w:val="Hyperlink"/>
+          </w:rPr>
+          <w:t>https://67uwl5no4h2fmm-8188.proxy.runpod.net</w:t>
+        </w:r>
+      </w:hyperlink>
+      <w:r>
+        <w:t xml:space="preserve"> </w:t>
+      </w:r>
+      <w:r>
+        <w:rPr>
+          <w:color w:val="EE0000"/>
+        </w:rPr>
+        <w:t>: the endpoint at which it can be called</w:t>
+      </w:r>
+    </w:p>
+    <w:p>
+      <w:pPr>
+        <w:pStyle w:val="I9K4L"/>
+        <w:numPr>
+          <w:ilvl w:val="0"/>
+          <w:numId w:val="15"/>
+        </w:numPr>
+      </w:pPr>
+      <w:r>
+        <w:t xml:space="preserve">priority = </w:t>
+      </w:r>
+      <w:proofErr w:type="spellStart"/>
+      <w:r>
+        <w:t>dit</w:t>
+      </w:r>
+      <w:proofErr w:type="spellEnd"/>
+      <w:r>
+        <w:t xml:space="preserve">, </w:t>
+      </w:r>
+      <w:proofErr w:type="spellStart"/>
+      <w:r>
+        <w:t>text_encoder</w:t>
+      </w:r>
+      <w:proofErr w:type="spellEnd"/>
+      <w:r>
+        <w:t xml:space="preserve"> </w:t>
+      </w:r>
+      <w:r>
+        <w:rPr>
+          <w:color w:val="EE0000"/>
+        </w:rPr>
+        <w:t xml:space="preserve">: priority work order, used only when </w:t>
+      </w:r>
+      <w:r>
+        <w:rPr>
+          <w:color w:val="EE0000"/>
+        </w:rPr>
+        <w:t>cached text encoding is enabled</w:t>
+      </w:r>
+    </w:p>
+    <w:p>
+      <w:pPr>
+        <w:pStyle w:val="I9K4L"/>
+        <w:numPr>
+          <w:ilvl w:val="0"/>
+          <w:numId w:val="15"/>
+        </w:numPr>
+      </w:pPr>
+      <w:proofErr w:type="spellStart"/>
+      <w:r>
+        <w:t>conditioning_access</w:t>
+      </w:r>
+      <w:proofErr w:type="spellEnd"/>
+      <w:r>
+        <w:t xml:space="preserve"> = upload</w:t>
+      </w:r>
+      <w:r>
+        <w:rPr>
+          <w:b/>
+          <w:bCs/>
+          <w:color w:val="EE0000"/>
+          <w:sz w:val="40"/>
+          <w:szCs w:val="48"/>
+        </w:rPr>
+        <w:t xml:space="preserve"> </w:t>
+      </w:r>
+      <w:r>
+        <w:rPr>
+          <w:b/>
+          <w:bCs/>
+          <w:color w:val="EE0000"/>
+          <w:sz w:val="40"/>
+          <w:szCs w:val="48"/>
+        </w:rPr>
+        <w:t>why</w:t>
+      </w:r>
+    </w:p>
+    <w:p>
+      <w:pPr>
+        <w:pStyle w:val="I9K4L"/>
+        <w:numPr>
+          <w:ilvl w:val="0"/>
+          <w:numId w:val="15"/>
+        </w:numPr>
+      </w:pPr>
+      <w:proofErr w:type="spellStart"/>
+      <w:r>
+        <w:t>gpu_name</w:t>
+      </w:r>
+      <w:proofErr w:type="spellEnd"/>
+      <w:r>
+        <w:t xml:space="preserve"> = A40</w:t>
+      </w:r>
+      <w:r>
+        <w:t xml:space="preserve"> </w:t>
+      </w:r>
+      <w:r>
+        <w:rPr>
+          <w:color w:val="EE0000"/>
+        </w:rPr>
+        <w:t xml:space="preserve">: graphics processing unit name, the manufacturer name, </w:t>
+      </w:r>
+      <w:r>
+        <w:rPr>
+          <w:color w:val="EE0000"/>
+        </w:rPr>
+        <w:t>used for logging generation runs against time and cost to analyse performance</w:t>
+      </w:r>
+    </w:p>
+    <w:p>
+      <w:pPr>
+        <w:pStyle w:val="I9K4L"/>
+        <w:numPr>
+          <w:ilvl w:val="0"/>
+          <w:numId w:val="15"/>
+        </w:numPr>
+      </w:pPr>
+      <w:proofErr w:type="spellStart"/>
+      <w:r>
+        <w:t>cost_per_hour</w:t>
+      </w:r>
+      <w:proofErr w:type="spellEnd"/>
+      <w:r>
+        <w:t xml:space="preserve"> = 0.55</w:t>
+      </w:r>
+      <w:r>
+        <w:t xml:space="preserve"> </w:t>
+      </w:r>
+      <w:r>
+        <w:rPr>
+          <w:color w:val="EE0000"/>
+        </w:rPr>
+        <w:t xml:space="preserve">: estimated hourly cost </w:t>
+      </w:r>
+      <w:r>
+        <w:rPr>
+          <w:color w:val="EE0000"/>
+        </w:rPr>
+        <w:t>for compute</w:t>
+      </w:r>
+    </w:p>
+    <w:p>
+      <w:pPr>
+        <w:pStyle w:val="I9K4L"/>
+        <w:numPr>
+          <w:ilvl w:val="0"/>
+          <w:numId w:val="15"/>
+        </w:numPr>
+      </w:pPr>
+      <w:proofErr w:type="spellStart"/>
+      <w:r>
+        <w:t>text_encoder</w:t>
+      </w:r>
+      <w:proofErr w:type="spellEnd"/>
+      <w:r>
+        <w:t xml:space="preserve"> = bf16</w:t>
+      </w:r>
+      <w:r>
+        <w:t xml:space="preserve"> </w:t>
+      </w:r>
+      <w:r>
+        <w:rPr>
+          <w:color w:val="EE0000"/>
+        </w:rPr>
+        <w:t>: text encoder weight available</w:t>
+      </w:r>
+    </w:p>
+    <w:p>
+      <w:pPr>
+        <w:pStyle w:val="I9K4L"/>
+        <w:numPr>
+          <w:ilvl w:val="0"/>
+          <w:numId w:val="15"/>
+        </w:numPr>
+      </w:pPr>
+      <w:proofErr w:type="spellStart"/>
+      <w:r>
+        <w:t>text_encoder_label</w:t>
+      </w:r>
+      <w:proofErr w:type="spellEnd"/>
+      <w:r>
+        <w:t xml:space="preserve"> = bf16</w:t>
+      </w:r>
+      <w:r>
+        <w:t xml:space="preserve"> </w:t>
+      </w:r>
+      <w:r>
+        <w:rPr>
+          <w:color w:val="EE0000"/>
+        </w:rPr>
+        <w:t>: text encoder label</w:t>
+      </w:r>
+      <w:r>
+        <w:rPr>
+          <w:color w:val="EE0000"/>
+        </w:rPr>
+        <w:t xml:space="preserve"> </w:t>
+      </w:r>
+      <w:r>
+        <w:rPr>
+          <w:b/>
+          <w:bCs/>
+          <w:color w:val="EE0000"/>
+          <w:sz w:val="40"/>
+          <w:szCs w:val="48"/>
+        </w:rPr>
+        <w:t>why</w:t>
+      </w:r>
+    </w:p>
+    <w:p>
+      <w:pPr>
+        <w:pStyle w:val="I9K4L"/>
+        <w:numPr>
+          <w:ilvl w:val="0"/>
+          <w:numId w:val="15"/>
+        </w:numPr>
+      </w:pPr>
+      <w:proofErr w:type="spellStart"/>
+      <w:r>
+        <w:t>clip_device</w:t>
+      </w:r>
+      <w:proofErr w:type="spellEnd"/>
+      <w:r>
+        <w:t xml:space="preserve"> = default</w:t>
+      </w:r>
+      <w:r>
+        <w:t xml:space="preserve"> </w:t>
+      </w:r>
+      <w:r>
+        <w:rPr>
+          <w:color w:val="EE0000"/>
+        </w:rPr>
+        <w:t xml:space="preserve">: can be used to </w:t>
+      </w:r>
+      <w:r>
+        <w:rPr>
+          <w:color w:val="EE0000"/>
+        </w:rPr>
+        <w:t>push encoding onto CPU</w:t>
+      </w:r>
+    </w:p>
+    <w:p>
+      <w:pPr>
+        <w:pStyle w:val="I9K4L"/>
+        <w:numPr>
+          <w:ilvl w:val="0"/>
+          <w:numId w:val="15"/>
+        </w:numPr>
+      </w:pPr>
+      <w:proofErr w:type="spellStart"/>
+      <w:r>
+        <w:t>dit</w:t>
+      </w:r>
+      <w:proofErr w:type="spellEnd"/>
+      <w:r>
+        <w:t xml:space="preserve"> = fp32</w:t>
+      </w:r>
+      <w:r>
+        <w:t xml:space="preserve"> </w:t>
+      </w:r>
+      <w:r>
+        <w:rPr>
+          <w:color w:val="EE0000"/>
+        </w:rPr>
+        <w:t xml:space="preserve"> : diffusion transformer weight available</w:t>
+      </w:r>
+    </w:p>
+    <w:p>
+      <w:pPr>
+        <w:pStyle w:val="I9K4L"/>
+        <w:numPr>
+          <w:ilvl w:val="0"/>
+          <w:numId w:val="15"/>
+        </w:numPr>
+      </w:pPr>
+      <w:proofErr w:type="spellStart"/>
+      <w:r>
+        <w:t>dit_label</w:t>
+      </w:r>
+      <w:proofErr w:type="spellEnd"/>
+      <w:r>
+        <w:t xml:space="preserve"> = fp32</w:t>
+      </w:r>
+      <w:r>
+        <w:t xml:space="preserve"> </w:t>
+      </w:r>
+      <w:r>
+        <w:rPr>
+          <w:color w:val="EE0000"/>
+        </w:rPr>
+        <w:t>: diffusion transformer name</w:t>
+      </w:r>
+      <w:r>
+        <w:rPr>
+          <w:color w:val="EE0000"/>
+        </w:rPr>
+        <w:t xml:space="preserve"> </w:t>
+      </w:r>
+      <w:r>
+        <w:rPr>
+          <w:b/>
+          <w:bCs/>
+          <w:color w:val="EE0000"/>
+          <w:sz w:val="40"/>
+          <w:szCs w:val="48"/>
+        </w:rPr>
+        <w:t>why</w:t>
+      </w:r>
+    </w:p>
+    <w:p>
+      <w:pPr>
+        <w:pStyle w:val="I9K4L"/>
+        <w:numPr>
+          <w:ilvl w:val="0"/>
+          <w:numId w:val="15"/>
+        </w:numPr>
+      </w:pPr>
+      <w:proofErr w:type="spellStart"/>
+      <w:r>
+        <w:t>weight_dtype</w:t>
+      </w:r>
+      <w:proofErr w:type="spellEnd"/>
+      <w:r>
+        <w:t xml:space="preserve"> = default</w:t>
+      </w:r>
+      <w:r>
+        <w:t xml:space="preserve"> </w:t>
+      </w:r>
+      <w:r>
+        <w:rPr>
+          <w:color w:val="EE0000"/>
+        </w:rPr>
+        <w:t xml:space="preserve">: </w:t>
+      </w:r>
+      <w:r>
+        <w:rPr>
+          <w:color w:val="EE0000"/>
+        </w:rPr>
+        <w:t xml:space="preserve">weight type specification, not typically required </w:t>
+      </w:r>
+      <w:r>
+        <w:rPr>
+          <w:b/>
+          <w:bCs/>
+          <w:color w:val="EE0000"/>
+          <w:sz w:val="40"/>
+          <w:szCs w:val="48"/>
+        </w:rPr>
+        <w:t>why</w:t>
+      </w:r>
+    </w:p>
+    <w:p>
+      <w:pPr>
+        <w:pStyle w:val="I9K4L"/>
+        <w:numPr>
+          <w:ilvl w:val="0"/>
+          <w:numId w:val="15"/>
+        </w:numPr>
+      </w:pPr>
+      <w:proofErr w:type="spellStart"/>
+      <w:r>
+        <w:t>vae</w:t>
+      </w:r>
+      <w:proofErr w:type="spellEnd"/>
+      <w:r>
+        <w:t xml:space="preserve"> = minimax_music3_dav.safetensors</w:t>
+      </w:r>
+      <w:r>
+        <w:t xml:space="preserve"> </w:t>
+      </w:r>
+      <w:r>
+        <w:rPr>
+          <w:color w:val="EE0000"/>
+        </w:rPr>
+        <w:t>: variational autoencoder available, minimax only has one available</w:t>
+      </w:r>
+    </w:p>
+    <w:p>
+      <w:pPr>
+        <w:pStyle w:val="I9K4L"/>
+        <w:numPr>
+          <w:ilvl w:val="0"/>
+          <w:numId w:val="15"/>
+        </w:numPr>
+      </w:pPr>
+      <w:proofErr w:type="spellStart"/>
+      <w:r>
+        <w:t>use_tiled_decode</w:t>
+      </w:r>
+      <w:proofErr w:type="spellEnd"/>
+      <w:r>
+        <w:t xml:space="preserve"> = false</w:t>
+      </w:r>
+      <w:r>
+        <w:t xml:space="preserve"> </w:t>
+      </w:r>
+      <w:r>
+        <w:rPr>
+          <w:color w:val="EE0000"/>
+        </w:rPr>
+        <w:t xml:space="preserve">: can predefine using tiled VAE if </w:t>
+      </w:r>
+      <w:r>
+        <w:rPr>
+          <w:color w:val="EE0000"/>
+        </w:rPr>
+        <w:t>already known that it’ll be required, saves time decoding after transforming</w:t>
+      </w:r>
+    </w:p>
+    <w:p>
+      <w:pPr>
+        <w:pStyle w:val="I9K4L"/>
+        <w:numPr>
+          <w:ilvl w:val="0"/>
+          <w:numId w:val="15"/>
+        </w:numPr>
+      </w:pPr>
+      <w:proofErr w:type="spellStart"/>
+      <w:r>
+        <w:t>vae_tile_size</w:t>
+      </w:r>
+      <w:proofErr w:type="spellEnd"/>
+      <w:r>
+        <w:t xml:space="preserve"> = 512</w:t>
+      </w:r>
+      <w:r>
+        <w:t xml:space="preserve"> </w:t>
+      </w:r>
+      <w:r>
+        <w:rPr>
+          <w:color w:val="EE0000"/>
+        </w:rPr>
+        <w:t>: tile sizing for tiled decoding</w:t>
+      </w:r>
+    </w:p>
+    <w:p>
+      <w:pPr>
+        <w:pStyle w:val="I9K4L"/>
+        <w:numPr>
+          <w:ilvl w:val="0"/>
+          <w:numId w:val="15"/>
+        </w:numPr>
+      </w:pPr>
+      <w:proofErr w:type="spellStart"/>
+      <w:r>
+        <w:t>vae_tile_overlap</w:t>
+      </w:r>
+      <w:proofErr w:type="spellEnd"/>
+      <w:r>
+        <w:t xml:space="preserve"> = 64</w:t>
+      </w:r>
+      <w:r>
+        <w:t xml:space="preserve"> </w:t>
+      </w:r>
+      <w:r>
+        <w:rPr>
+          <w:color w:val="EE0000"/>
+        </w:rPr>
+        <w:t>: overlap size for tiled decoding</w:t>
       </w:r>
     </w:p>
     <w:p>
@@ -1723,7 +2392,6 @@
         </w:numPr>
       </w:pPr>
       <w:r>
-        <w:lastRenderedPageBreak/>
         <w:t>Visual effects timing</w:t>
       </w:r>
     </w:p>
@@ -1795,6 +2463,7 @@
     <w:p/>
     <w:p>
       <w:r>
+        <w:lastRenderedPageBreak/>
         <w:t>The YAML files are placed into a generation directory monitored by the pipeline runner.</w:t>
       </w:r>
     </w:p>
@@ -1805,15 +2474,7 @@
     </w:p>
     <w:p>
       <w:r>
-        <w:t xml:space="preserve">Generation can be performed </w:t>
-      </w:r>
-      <w:proofErr w:type="gramStart"/>
-      <w:r>
-        <w:t>end-to-end, or</w:t>
-      </w:r>
-      <w:proofErr w:type="gramEnd"/>
-      <w:r>
-        <w:t xml:space="preserve"> split into separate stages. In cached mode, the text encoding and conditioning data are generated first and saved for reuse, allowing diffusion to be run separately or on different hardware.</w:t>
+        <w:t>Generation can be performed end-to-end, or split into separate stages. In cached mode, the text encoding and conditioning data are generated first and saved for reuse, allowing diffusion to be run separately or on different hardware.</w:t>
       </w:r>
     </w:p>
     <w:p>
@@ -1841,15 +2502,7 @@
     </w:p>
     <w:p>
       <w:r>
-        <w:t xml:space="preserve">Generation parameters can be controlled independently for the encoding and diffusion stages. These include CFG, seed, </w:t>
-      </w:r>
-      <w:proofErr w:type="gramStart"/>
-      <w:r>
-        <w:t>Top-K</w:t>
-      </w:r>
-      <w:proofErr w:type="gramEnd"/>
-      <w:r>
-        <w:t>, number of encoding and sampling steps, and paired sampler and scheduler profiles.</w:t>
+        <w:t>Generation parameters can be controlled independently for the encoding and diffusion stages. These include CFG, seed, Top-K, number of encoding and sampling steps, and paired sampler and scheduler profiles.</w:t>
       </w:r>
     </w:p>
     <w:p>
@@ -1902,27 +2555,27 @@
     </w:p>
     <w:p>
       <w:r>
+        <w:t>The lyric timing data and audio-analysis data are then combined into the playback profile used by the GBR player.</w:t>
+      </w:r>
+    </w:p>
+    <w:p>
+      <w:r>
+        <w:t>Audacity is used to create an MP3 version of the accepted track alongside the original high-quality audio.</w:t>
+      </w:r>
+    </w:p>
+    <w:p>
+      <w:proofErr w:type="spellStart"/>
+      <w:r>
+        <w:t>Rclone</w:t>
+      </w:r>
+      <w:proofErr w:type="spellEnd"/>
+      <w:r>
+        <w:t xml:space="preserve"> synchronises the showcase files with the Cloudflare R2 bucket. New and modified files are uploaded while unchanged files are left untouched.</w:t>
+      </w:r>
+    </w:p>
+    <w:p>
+      <w:r>
         <w:lastRenderedPageBreak/>
-        <w:t>The lyric timing data and audio-analysis data are then combined into the playback profile used by the GBR player.</w:t>
-      </w:r>
-    </w:p>
-    <w:p>
-      <w:r>
-        <w:t>Audacity is used to create an MP3 version of the accepted track alongside the original high-quality audio.</w:t>
-      </w:r>
-    </w:p>
-    <w:p>
-      <w:proofErr w:type="spellStart"/>
-      <w:r>
-        <w:t>Rclone</w:t>
-      </w:r>
-      <w:proofErr w:type="spellEnd"/>
-      <w:r>
-        <w:t xml:space="preserve"> synchronises the showcase files with the Cloudflare R2 bucket. New and modified files are uploaded while unchanged files are left untouched.</w:t>
-      </w:r>
-    </w:p>
-    <w:p>
-      <w:r>
         <w:t>A local site-build process then updates the GBR music catalogue and supporting site data so that the newly added tracks, artwork, YAML metadata, lyrics and playback profiles are recognised by the website.</w:t>
       </w:r>
     </w:p>
@@ -2801,6 +3454,24 @@
     </w:lvlOverride>
   </w:num>
   <w:num w:numId="13" w16cid:durableId="1935556551">
+    <w:abstractNumId w:val="7"/>
+    <w:lvlOverride w:ilvl="0">
+      <w:startOverride w:val="1"/>
+    </w:lvlOverride>
+  </w:num>
+  <w:num w:numId="14" w16cid:durableId="1047799684">
+    <w:abstractNumId w:val="7"/>
+    <w:lvlOverride w:ilvl="0">
+      <w:startOverride w:val="1"/>
+    </w:lvlOverride>
+  </w:num>
+  <w:num w:numId="15" w16cid:durableId="244537120">
+    <w:abstractNumId w:val="7"/>
+    <w:lvlOverride w:ilvl="0">
+      <w:startOverride w:val="1"/>
+    </w:lvlOverride>
+  </w:num>
+  <w:num w:numId="16" w16cid:durableId="2064795481">
     <w:abstractNumId w:val="7"/>
     <w:lvlOverride w:ilvl="0">
       <w:startOverride w:val="1"/>
@@ -3412,6 +4083,7 @@
   <w:style w:type="character" w:default="1" w:styleId="DefaultParagraphFont">
     <w:name w:val="Default Paragraph Font"/>
     <w:uiPriority w:val="1"/>
+    <w:semiHidden/>
     <w:unhideWhenUsed/>
   </w:style>
   <w:style w:type="table" w:default="1" w:styleId="TableNormal">
